--- a/Modeling/lab1/output/УИР1_вариант_115_Чжун_Цзяцзюнь.docx
+++ b/Modeling/lab1/output/УИР1_вариант_115_Чжун_Цзяцзюнь.docx
@@ -125,6 +125,7 @@
         <w:spacing w:line="360" w:lineRule="auto"/>
         <w:jc w:val="center"/>
         <w:rPr>
+          <w:rFonts w:eastAsiaTheme="minorEastAsia"/>
           <w:b/>
           <w:sz w:val="32"/>
           <w:szCs w:val="32"/>
@@ -144,27 +145,86 @@
         <w:spacing w:line="360" w:lineRule="auto"/>
         <w:jc w:val="center"/>
         <w:rPr>
+          <w:rFonts w:eastAsiaTheme="minorEastAsia"/>
           <w:b/>
+          <w:sz w:val="32"/>
+          <w:szCs w:val="32"/>
+        </w:rPr>
+      </w:pPr>
+      <w:r>
+        <w:rPr>
+          <w:rFonts w:eastAsiaTheme="minorEastAsia"/>
+          <w:b/>
+          <w:sz w:val="32"/>
+          <w:szCs w:val="32"/>
+        </w:rPr>
+        <w:t>п</w:t>
+      </w:r>
+      <w:r>
+        <w:rPr>
+          <w:rFonts w:eastAsiaTheme="minorEastAsia"/>
+          <w:b/>
+          <w:sz w:val="32"/>
+          <w:szCs w:val="32"/>
+        </w:rPr>
+        <w:t>о</w:t>
+      </w:r>
+      <w:r>
+        <w:rPr>
+          <w:rFonts w:eastAsiaTheme="minorEastAsia"/>
+          <w:b/>
+          <w:sz w:val="32"/>
+          <w:szCs w:val="32"/>
+        </w:rPr>
+        <w:t xml:space="preserve"> </w:t>
+      </w:r>
+      <w:r>
+        <w:rPr>
+          <w:b/>
+          <w:bCs/>
           <w:szCs w:val="28"/>
         </w:rPr>
-      </w:pPr>
-      <w:commentRangeStart w:id="2"/>
+        <w:t>у</w:t>
+      </w:r>
       <w:r>
         <w:rPr>
           <w:b/>
+          <w:bCs/>
           <w:szCs w:val="28"/>
         </w:rPr>
-        <w:t>По лабораторной работе №1</w:t>
+        <w:t>чебно-исследовательск</w:t>
       </w:r>
-      <w:commentRangeEnd w:id="2"/>
       <w:r>
         <w:rPr>
-          <w:rStyle w:val="ab"/>
           <w:b/>
-          <w:sz w:val="28"/>
+          <w:bCs/>
           <w:szCs w:val="28"/>
         </w:rPr>
-        <w:commentReference w:id="2"/>
+        <w:t>ой</w:t>
+      </w:r>
+      <w:r>
+        <w:rPr>
+          <w:b/>
+          <w:bCs/>
+          <w:szCs w:val="28"/>
+        </w:rPr>
+        <w:t xml:space="preserve"> работ</w:t>
+      </w:r>
+      <w:r>
+        <w:rPr>
+          <w:b/>
+          <w:bCs/>
+          <w:szCs w:val="28"/>
+        </w:rPr>
+        <w:t>е</w:t>
+      </w:r>
+      <w:r>
+        <w:rPr>
+          <w:b/>
+          <w:bCs/>
+          <w:szCs w:val="28"/>
+        </w:rPr>
+        <w:t xml:space="preserve"> 1 (УИР 1)</w:t>
       </w:r>
     </w:p>
     <w:p>
@@ -802,7 +862,7 @@
           <w:szCs w:val="28"/>
         </w:rPr>
       </w:pPr>
-      <w:commentRangeStart w:id="3"/>
+      <w:commentRangeStart w:id="2"/>
       <w:r>
         <w:rPr>
           <w:szCs w:val="28"/>
@@ -822,14 +882,14 @@
         </w:rPr>
         <w:t xml:space="preserve"> сгенерированной в</w:t>
       </w:r>
-      <w:commentRangeEnd w:id="3"/>
+      <w:commentRangeEnd w:id="2"/>
       <w:r>
         <w:rPr>
           <w:rStyle w:val="ab"/>
           <w:sz w:val="28"/>
           <w:szCs w:val="28"/>
         </w:rPr>
-        <w:commentReference w:id="3"/>
+        <w:commentReference w:id="2"/>
       </w:r>
       <w:r>
         <w:rPr>
@@ -915,18 +975,6 @@
         <w:rPr>
           <w:sz w:val="26"/>
         </w:rPr>
-        <w:t>Источник данных: файл «!_УИР1_Варианты_с — копия.xlsx», лист «101-150», столбец P, ячейки P2:P301. Столбец содержит 300 наблюдений варианта 115.</w:t>
-      </w:r>
-    </w:p>
-    <w:p>
-      <w:pPr>
-        <w:spacing w:after="80"/>
-        <w:jc w:val="both"/>
-      </w:pPr>
-      <w:r>
-        <w:rPr>
-          <w:sz w:val="26"/>
-        </w:rPr>
         <w:t>Минимальное значение равно 0,05355, максимальное - 283,16691.</w:t>
       </w:r>
     </w:p>
@@ -936,87 +984,6 @@
         <w:spacing w:before="40" w:after="100"/>
         <w:jc w:val="both"/>
       </w:pPr>
-      <w:r>
-        <w:rPr>
-          <w:rFonts w:eastAsia="微软雅黑"/>
-          <w:i/>
-          <w:color w:val="4B5563"/>
-          <w:sz w:val="21"/>
-        </w:rPr>
-        <w:t>中文说明：数据取自工作簿</w:t>
-      </w:r>
-      <w:r>
-        <w:rPr>
-          <w:rFonts w:eastAsia="微软雅黑"/>
-          <w:i/>
-          <w:color w:val="4B5563"/>
-          <w:sz w:val="21"/>
-        </w:rPr>
-        <w:t>“101-150”</w:t>
-      </w:r>
-      <w:r>
-        <w:rPr>
-          <w:rFonts w:eastAsia="微软雅黑"/>
-          <w:i/>
-          <w:color w:val="4B5563"/>
-          <w:sz w:val="21"/>
-        </w:rPr>
-        <w:t>工作表的</w:t>
-      </w:r>
-      <w:r>
-        <w:rPr>
-          <w:rFonts w:eastAsia="微软雅黑"/>
-          <w:i/>
-          <w:color w:val="4B5563"/>
-          <w:sz w:val="21"/>
-        </w:rPr>
-        <w:t xml:space="preserve"> P2:P301</w:t>
-      </w:r>
-      <w:r>
-        <w:rPr>
-          <w:rFonts w:eastAsia="微软雅黑"/>
-          <w:i/>
-          <w:color w:val="4B5563"/>
-          <w:sz w:val="21"/>
-        </w:rPr>
-        <w:t>，共</w:t>
-      </w:r>
-      <w:r>
-        <w:rPr>
-          <w:rFonts w:eastAsia="微软雅黑"/>
-          <w:i/>
-          <w:color w:val="4B5563"/>
-          <w:sz w:val="21"/>
-        </w:rPr>
-        <w:t xml:space="preserve"> 300 </w:t>
-      </w:r>
-      <w:r>
-        <w:rPr>
-          <w:rFonts w:eastAsia="微软雅黑"/>
-          <w:i/>
-          <w:color w:val="4B5563"/>
-          <w:sz w:val="21"/>
-        </w:rPr>
-        <w:t>个观测值，对应第</w:t>
-      </w:r>
-      <w:r>
-        <w:rPr>
-          <w:rFonts w:eastAsia="微软雅黑"/>
-          <w:i/>
-          <w:color w:val="4B5563"/>
-          <w:sz w:val="21"/>
-        </w:rPr>
-        <w:t xml:space="preserve"> 115 </w:t>
-      </w:r>
-      <w:r>
-        <w:rPr>
-          <w:rFonts w:eastAsia="微软雅黑"/>
-          <w:i/>
-          <w:color w:val="4B5563"/>
-          <w:sz w:val="21"/>
-        </w:rPr>
-        <w:t>变体。</w:t>
-      </w:r>
     </w:p>
     <w:tbl>
       <w:tblPr>
@@ -1708,32 +1675,35 @@
               </m:ctrlPr>
             </m:barPr>
             <m:e>
-              <m:r>
-                <w:rPr>
-                  <w:rFonts w:ascii="Cambria Math" w:hAnsi="Cambria Math"/>
-                </w:rPr>
-                <m:t>x</m:t>
-              </m:r>
+              <m:sSub>
+                <m:sSubPr>
+                  <m:ctrlPr>
+                    <w:rPr>
+                      <w:rFonts w:ascii="Cambria Math" w:hAnsi="Cambria Math"/>
+                      <w:i/>
+                    </w:rPr>
+                  </m:ctrlPr>
+                </m:sSubPr>
+                <m:e>
+                  <m:r>
+                    <w:rPr>
+                      <w:rFonts w:ascii="Cambria Math" w:hAnsi="Cambria Math"/>
+                      <w:lang w:val="en-US"/>
+                    </w:rPr>
+                    <m:t>x</m:t>
+                  </m:r>
+                </m:e>
+                <m:sub>
+                  <m:r>
+                    <w:rPr>
+                      <w:rFonts w:ascii="Cambria Math" w:hAnsi="Cambria Math"/>
+                    </w:rPr>
+                    <m:t>n</m:t>
+                  </m:r>
+                </m:sub>
+              </m:sSub>
             </m:e>
           </m:bar>
-          <m:sSub>
-            <m:sSubPr>
-              <m:ctrlPr>
-                <w:rPr>
-                  <w:rFonts w:ascii="Cambria Math" w:hAnsi="Cambria Math"/>
-                </w:rPr>
-              </m:ctrlPr>
-            </m:sSubPr>
-            <m:e/>
-            <m:sub>
-              <m:r>
-                <w:rPr>
-                  <w:rFonts w:ascii="Cambria Math" w:hAnsi="Cambria Math"/>
-                </w:rPr>
-                <m:t>n</m:t>
-              </m:r>
-            </m:sub>
-          </m:sSub>
           <m:r>
             <w:rPr>
               <w:rFonts w:ascii="Cambria Math" w:hAnsi="Cambria Math"/>
@@ -2145,42 +2115,43 @@
               </m:sSub>
             </m:num>
             <m:den>
-              <m:bar>
-                <m:barPr>
-                  <m:pos m:val="top"/>
+              <m:acc>
+                <m:accPr>
+                  <m:chr m:val="̅"/>
                   <m:ctrlPr>
                     <w:rPr>
                       <w:rFonts w:ascii="Cambria Math" w:hAnsi="Cambria Math"/>
                     </w:rPr>
                   </m:ctrlPr>
-                </m:barPr>
+                </m:accPr>
                 <m:e>
-                  <m:r>
-                    <w:rPr>
-                      <w:rFonts w:ascii="Cambria Math" w:hAnsi="Cambria Math"/>
-                    </w:rPr>
-                    <m:t>x</m:t>
-                  </m:r>
+                  <m:sSub>
+                    <m:sSubPr>
+                      <m:ctrlPr>
+                        <w:rPr>
+                          <w:rFonts w:ascii="Cambria Math" w:hAnsi="Cambria Math"/>
+                        </w:rPr>
+                      </m:ctrlPr>
+                    </m:sSubPr>
+                    <m:e>
+                      <m:r>
+                        <w:rPr>
+                          <w:rFonts w:ascii="Cambria Math" w:hAnsi="Cambria Math"/>
+                        </w:rPr>
+                        <m:t>x</m:t>
+                      </m:r>
+                    </m:e>
+                    <m:sub>
+                      <m:r>
+                        <w:rPr>
+                          <w:rFonts w:ascii="Cambria Math" w:hAnsi="Cambria Math"/>
+                        </w:rPr>
+                        <m:t>n</m:t>
+                      </m:r>
+                    </m:sub>
+                  </m:sSub>
                 </m:e>
-              </m:bar>
-              <m:sSub>
-                <m:sSubPr>
-                  <m:ctrlPr>
-                    <w:rPr>
-                      <w:rFonts w:ascii="Cambria Math" w:hAnsi="Cambria Math"/>
-                    </w:rPr>
-                  </m:ctrlPr>
-                </m:sSubPr>
-                <m:e/>
-                <m:sub>
-                  <m:r>
-                    <w:rPr>
-                      <w:rFonts w:ascii="Cambria Math" w:hAnsi="Cambria Math"/>
-                    </w:rPr>
-                    <m:t>n</m:t>
-                  </m:r>
-                </m:sub>
-              </m:sSub>
+              </m:acc>
             </m:den>
           </m:f>
         </m:oMath>
@@ -2618,163 +2589,305 @@
     <w:p>
       <w:pPr>
         <w:spacing w:after="40"/>
+        <w:rPr>
+          <w:rFonts w:ascii="Cambria Math" w:hAnsi="Cambria Math"/>
+          <w:oMath/>
+        </w:rPr>
       </w:pPr>
-      <w:r>
-        <w:rPr>
-          <w:sz w:val="25"/>
-        </w:rPr>
-        <w:t>Σxᵢ = 318,96465; x̄₁₀ = 318,96465 / 10 = 31,89647.</w:t>
-      </w:r>
+      <m:oMathPara>
+        <m:oMathParaPr>
+          <m:jc m:val="left"/>
+        </m:oMathParaPr>
+        <m:oMath>
+          <m:r>
+            <w:rPr>
+              <w:rFonts w:ascii="Cambria Math" w:hAnsi="Cambria Math"/>
+              <w:sz w:val="25"/>
+            </w:rPr>
+            <m:t>Σxᵢ = 318,96465; x̄₁₀ = 318,96465 / 10 = 31,89647.</m:t>
+          </m:r>
+        </m:oMath>
+      </m:oMathPara>
     </w:p>
     <w:p>
       <w:pPr>
         <w:spacing w:after="40"/>
+        <w:rPr>
+          <w:rFonts w:ascii="Cambria Math" w:hAnsi="Cambria Math"/>
+          <w:oMath/>
+        </w:rPr>
       </w:pPr>
-      <w:r>
-        <w:rPr>
-          <w:sz w:val="25"/>
-        </w:rPr>
-        <w:t>Σ(xᵢ - x̄₁₀)² = 33010,34208; s₁₀² = 33010,34208 / 9 = 3667,81579.</w:t>
-      </w:r>
+      <m:oMathPara>
+        <m:oMathParaPr>
+          <m:jc m:val="left"/>
+        </m:oMathParaPr>
+        <m:oMath>
+          <m:r>
+            <w:rPr>
+              <w:rFonts w:ascii="Cambria Math" w:hAnsi="Cambria Math"/>
+              <w:sz w:val="25"/>
+            </w:rPr>
+            <m:t>Σ(xᵢ - x̄₁₀)² = 33010,34208; s₁₀² = 33010,34208 / 9 = 3667,81579.</m:t>
+          </m:r>
+        </m:oMath>
+      </m:oMathPara>
     </w:p>
     <w:p>
       <w:pPr>
         <w:spacing w:after="40"/>
+        <w:rPr>
+          <w:sz w:val="25"/>
+        </w:rPr>
       </w:pPr>
-      <w:r>
-        <w:rPr>
-          <w:sz w:val="25"/>
-        </w:rPr>
-        <w:t>s₁₀ = √3667,81579 = 60,56249; v₁₀ = 60,56249 / 31,89647 = 1,89872.</w:t>
-      </w:r>
+      <m:oMathPara>
+        <m:oMathParaPr>
+          <m:jc m:val="left"/>
+        </m:oMathParaPr>
+        <m:oMath>
+          <m:sSub>
+            <m:sSubPr>
+              <m:ctrlPr>
+                <w:rPr>
+                  <w:rFonts w:ascii="Cambria Math" w:hAnsi="Cambria Math"/>
+                  <w:i/>
+                  <w:sz w:val="25"/>
+                </w:rPr>
+              </m:ctrlPr>
+            </m:sSubPr>
+            <m:e>
+              <m:r>
+                <w:rPr>
+                  <w:rFonts w:ascii="Cambria Math" w:hAnsi="Cambria Math"/>
+                  <w:sz w:val="25"/>
+                </w:rPr>
+                <m:t>s</m:t>
+              </m:r>
+            </m:e>
+            <m:sub>
+              <m:r>
+                <w:rPr>
+                  <w:rFonts w:ascii="Cambria Math" w:hAnsi="Cambria Math"/>
+                  <w:sz w:val="25"/>
+                </w:rPr>
+                <m:t>10</m:t>
+              </m:r>
+            </m:sub>
+          </m:sSub>
+          <m:r>
+            <w:rPr>
+              <w:rFonts w:ascii="Cambria Math" w:hAnsi="Cambria Math"/>
+              <w:sz w:val="25"/>
+            </w:rPr>
+            <m:t xml:space="preserve">= </m:t>
+          </m:r>
+          <m:rad>
+            <m:radPr>
+              <m:degHide m:val="1"/>
+              <m:ctrlPr>
+                <w:rPr>
+                  <w:rFonts w:ascii="Cambria Math" w:hAnsi="Cambria Math"/>
+                  <w:i/>
+                  <w:sz w:val="25"/>
+                </w:rPr>
+              </m:ctrlPr>
+            </m:radPr>
+            <m:deg/>
+            <m:e>
+              <m:r>
+                <w:rPr>
+                  <w:rFonts w:ascii="Cambria Math" w:hAnsi="Cambria Math"/>
+                  <w:sz w:val="25"/>
+                </w:rPr>
+                <m:t>3667,81579</m:t>
+              </m:r>
+            </m:e>
+          </m:rad>
+          <m:r>
+            <w:rPr>
+              <w:rFonts w:ascii="Cambria Math" w:hAnsi="Cambria Math"/>
+              <w:sz w:val="25"/>
+            </w:rPr>
+            <m:t xml:space="preserve"> = 60,56249; </m:t>
+          </m:r>
+        </m:oMath>
+      </m:oMathPara>
     </w:p>
     <w:p>
       <w:pPr>
         <w:spacing w:after="40"/>
+        <w:rPr>
+          <w:rFonts w:ascii="Cambria Math" w:hAnsi="Cambria Math"/>
+          <w:oMath/>
+        </w:rPr>
       </w:pPr>
-      <w:r>
-        <w:rPr>
-          <w:sz w:val="25"/>
-        </w:rPr>
-        <w:t>Для p = 0,95: ε = 1,960 · 60,56249 / √10 = 37,53702; I₀,₉₅ = [-5,64056; 69,43349].</w:t>
-      </w:r>
+      <m:oMathPara>
+        <m:oMathParaPr>
+          <m:jc m:val="left"/>
+        </m:oMathParaPr>
+        <m:oMath>
+          <m:r>
+            <w:rPr>
+              <w:rFonts w:ascii="Cambria Math" w:hAnsi="Cambria Math"/>
+              <w:sz w:val="25"/>
+            </w:rPr>
+            <m:t>v₁₀ =</m:t>
+          </m:r>
+          <m:r>
+            <w:rPr>
+              <w:rFonts w:ascii="Cambria Math" w:hAnsi="Cambria Math"/>
+              <w:sz w:val="25"/>
+            </w:rPr>
+            <m:t xml:space="preserve"> </m:t>
+          </m:r>
+          <m:f>
+            <m:fPr>
+              <m:ctrlPr>
+                <w:rPr>
+                  <w:rFonts w:ascii="Cambria Math" w:hAnsi="Cambria Math"/>
+                  <w:i/>
+                  <w:sz w:val="25"/>
+                </w:rPr>
+              </m:ctrlPr>
+            </m:fPr>
+            <m:num>
+              <m:r>
+                <w:rPr>
+                  <w:rFonts w:ascii="Cambria Math" w:hAnsi="Cambria Math"/>
+                  <w:sz w:val="25"/>
+                </w:rPr>
+                <m:t>60,56249</m:t>
+              </m:r>
+            </m:num>
+            <m:den>
+              <m:r>
+                <w:rPr>
+                  <w:rFonts w:ascii="Cambria Math" w:hAnsi="Cambria Math"/>
+                  <w:sz w:val="25"/>
+                </w:rPr>
+                <m:t>31,89647</m:t>
+              </m:r>
+            </m:den>
+          </m:f>
+          <m:r>
+            <w:rPr>
+              <w:rFonts w:ascii="Cambria Math" w:hAnsi="Cambria Math"/>
+              <w:sz w:val="25"/>
+            </w:rPr>
+            <m:t xml:space="preserve">  = 1,89872.</m:t>
+          </m:r>
+        </m:oMath>
+      </m:oMathPara>
     </w:p>
     <w:p>
       <w:pPr>
         <w:spacing w:after="40"/>
+        <w:rPr>
+          <w:rFonts w:ascii="Cambria Math" w:hAnsi="Cambria Math"/>
+          <w:oMath/>
+        </w:rPr>
       </w:pPr>
-      <w:r>
-        <w:rPr>
-          <w:sz w:val="25"/>
-        </w:rPr>
-        <w:t>Отклонение среднего от эталона n = 300: (31,89647 - 19,59075) / 19,59075 · 100% = +62,81%.</w:t>
-      </w:r>
+      <m:oMathPara>
+        <m:oMathParaPr>
+          <m:jc m:val="left"/>
+        </m:oMathParaPr>
+        <m:oMath>
+          <m:r>
+            <w:rPr>
+              <w:rFonts w:ascii="Cambria Math" w:hAnsi="Cambria Math"/>
+              <w:sz w:val="25"/>
+            </w:rPr>
+            <m:t xml:space="preserve">Для p = 0,95: ε = 1,960 · </m:t>
+          </m:r>
+          <m:f>
+            <m:fPr>
+              <m:ctrlPr>
+                <w:rPr>
+                  <w:rFonts w:ascii="Cambria Math" w:hAnsi="Cambria Math"/>
+                  <w:i/>
+                  <w:sz w:val="25"/>
+                </w:rPr>
+              </m:ctrlPr>
+            </m:fPr>
+            <m:num>
+              <m:r>
+                <w:rPr>
+                  <w:rFonts w:ascii="Cambria Math" w:hAnsi="Cambria Math"/>
+                  <w:sz w:val="25"/>
+                </w:rPr>
+                <m:t>60,56249</m:t>
+              </m:r>
+            </m:num>
+            <m:den>
+              <m:rad>
+                <m:radPr>
+                  <m:degHide m:val="1"/>
+                  <m:ctrlPr>
+                    <w:rPr>
+                      <w:rFonts w:ascii="Cambria Math" w:hAnsi="Cambria Math"/>
+                      <w:i/>
+                      <w:sz w:val="25"/>
+                    </w:rPr>
+                  </m:ctrlPr>
+                </m:radPr>
+                <m:deg/>
+                <m:e>
+                  <m:r>
+                    <w:rPr>
+                      <w:rFonts w:ascii="Cambria Math" w:hAnsi="Cambria Math"/>
+                      <w:sz w:val="25"/>
+                    </w:rPr>
+                    <m:t xml:space="preserve">10 </m:t>
+                  </m:r>
+                </m:e>
+              </m:rad>
+            </m:den>
+          </m:f>
+          <m:r>
+            <w:rPr>
+              <w:rFonts w:ascii="Cambria Math" w:hAnsi="Cambria Math"/>
+              <w:sz w:val="25"/>
+            </w:rPr>
+            <m:t xml:space="preserve"> </m:t>
+          </m:r>
+          <m:r>
+            <w:rPr>
+              <w:rFonts w:ascii="Cambria Math" w:hAnsi="Cambria Math"/>
+              <w:sz w:val="25"/>
+            </w:rPr>
+            <m:t xml:space="preserve"> </m:t>
+          </m:r>
+          <m:r>
+            <w:rPr>
+              <w:rFonts w:ascii="Cambria Math" w:hAnsi="Cambria Math"/>
+              <w:sz w:val="25"/>
+            </w:rPr>
+            <m:t>= 37,53702; I₀,₉₅ = [-5,64056; 69,43349].</m:t>
+          </m:r>
+        </m:oMath>
+      </m:oMathPara>
     </w:p>
     <w:p>
       <w:pPr>
-        <w:keepLines/>
-        <w:spacing w:before="40" w:after="140"/>
-        <w:jc w:val="both"/>
+        <w:spacing w:after="40"/>
+        <w:rPr>
+          <w:rFonts w:ascii="Cambria Math" w:hAnsi="Cambria Math"/>
+          <w:oMath/>
+        </w:rPr>
       </w:pPr>
-      <w:r>
-        <w:rPr>
-          <w:rFonts w:eastAsia="微软雅黑"/>
-          <w:i/>
-          <w:color w:val="4B5563"/>
-          <w:sz w:val="21"/>
-        </w:rPr>
-        <w:t>中文说明：均值使用算术平均，方差采用</w:t>
-      </w:r>
-      <w:r>
-        <w:rPr>
-          <w:rFonts w:eastAsia="微软雅黑"/>
-          <w:i/>
-          <w:color w:val="4B5563"/>
-          <w:sz w:val="21"/>
-        </w:rPr>
-        <w:t xml:space="preserve"> n-1 </w:t>
-      </w:r>
-      <w:r>
-        <w:rPr>
-          <w:rFonts w:eastAsia="微软雅黑"/>
-          <w:i/>
-          <w:color w:val="4B5563"/>
-          <w:sz w:val="21"/>
-        </w:rPr>
-        <w:t>分母的无偏估计；置信区间表中填写的是半区间</w:t>
-      </w:r>
-      <w:r>
-        <w:rPr>
-          <w:rFonts w:eastAsia="微软雅黑"/>
-          <w:i/>
-          <w:color w:val="4B5563"/>
-          <w:sz w:val="21"/>
-        </w:rPr>
-        <w:t xml:space="preserve"> ±ε</w:t>
-      </w:r>
-      <w:r>
-        <w:rPr>
-          <w:rFonts w:eastAsia="微软雅黑"/>
-          <w:i/>
-          <w:color w:val="4B5563"/>
-          <w:sz w:val="21"/>
-        </w:rPr>
-        <w:t>。相对偏差以</w:t>
-      </w:r>
-      <w:r>
-        <w:rPr>
-          <w:rFonts w:eastAsia="微软雅黑"/>
-          <w:i/>
-          <w:color w:val="4B5563"/>
-          <w:sz w:val="21"/>
-        </w:rPr>
-        <w:t xml:space="preserve"> n=300 </w:t>
-      </w:r>
-      <w:r>
-        <w:rPr>
-          <w:rFonts w:eastAsia="微软雅黑"/>
-          <w:i/>
-          <w:color w:val="4B5563"/>
-          <w:sz w:val="21"/>
-        </w:rPr>
-        <w:t>的结果为基准，因此</w:t>
-      </w:r>
-      <w:r>
-        <w:rPr>
-          <w:rFonts w:eastAsia="微软雅黑"/>
-          <w:i/>
-          <w:color w:val="4B5563"/>
-          <w:sz w:val="21"/>
-        </w:rPr>
-        <w:t xml:space="preserve"> n=300 </w:t>
-      </w:r>
-      <w:r>
-        <w:rPr>
-          <w:rFonts w:eastAsia="微软雅黑"/>
-          <w:i/>
-          <w:color w:val="4B5563"/>
-          <w:sz w:val="21"/>
-        </w:rPr>
-        <w:t>行的偏差必须为</w:t>
-      </w:r>
-      <w:r>
-        <w:rPr>
-          <w:rFonts w:eastAsia="微软雅黑"/>
-          <w:i/>
-          <w:color w:val="4B5563"/>
-          <w:sz w:val="21"/>
-        </w:rPr>
-        <w:t xml:space="preserve"> 0%</w:t>
-      </w:r>
-      <w:r>
-        <w:rPr>
-          <w:rFonts w:eastAsia="微软雅黑"/>
-          <w:i/>
-          <w:color w:val="4B5563"/>
-          <w:sz w:val="21"/>
-        </w:rPr>
-        <w:t>。</w:t>
-      </w:r>
+      <m:oMathPara>
+        <m:oMathParaPr>
+          <m:jc m:val="left"/>
+        </m:oMathParaPr>
+        <m:oMath>
+          <m:r>
+            <w:rPr>
+              <w:rFonts w:ascii="Cambria Math" w:hAnsi="Cambria Math"/>
+              <w:sz w:val="25"/>
+            </w:rPr>
+            <m:t>Отклонение среднего от эталона n = 300: (31,89647 - 19,59075) / 19,59075 · 100% = +62,81%.</m:t>
+          </m:r>
+        </m:oMath>
+      </m:oMathPara>
     </w:p>
     <w:p>
       <w:pPr>
@@ -2807,23 +2920,24 @@
         <w:tblLook w:val="04A0" w:firstRow="1" w:lastRow="0" w:firstColumn="1" w:lastColumn="0" w:noHBand="0" w:noVBand="1"/>
       </w:tblPr>
       <w:tblGrid>
-        <w:gridCol w:w="1987"/>
-        <w:gridCol w:w="792"/>
-        <w:gridCol w:w="1267"/>
-        <w:gridCol w:w="1267"/>
-        <w:gridCol w:w="1267"/>
-        <w:gridCol w:w="1267"/>
-        <w:gridCol w:w="1267"/>
-        <w:gridCol w:w="1267"/>
+        <w:gridCol w:w="1979"/>
+        <w:gridCol w:w="788"/>
+        <w:gridCol w:w="1262"/>
+        <w:gridCol w:w="1262"/>
+        <w:gridCol w:w="1262"/>
+        <w:gridCol w:w="1262"/>
+        <w:gridCol w:w="1262"/>
+        <w:gridCol w:w="1262"/>
       </w:tblGrid>
       <w:tr>
         <w:trPr>
+          <w:trHeight w:val="314"/>
           <w:tblHeader/>
           <w:jc w:val="center"/>
         </w:trPr>
         <w:tc>
           <w:tcPr>
-            <w:tcW w:w="1987" w:type="dxa"/>
+            <w:tcW w:w="1979" w:type="dxa"/>
             <w:vMerge w:val="restart"/>
             <w:shd w:val="clear" w:color="auto" w:fill="E7E6E6"/>
             <w:tcMar>
@@ -2850,7 +2964,7 @@
         </w:tc>
         <w:tc>
           <w:tcPr>
-            <w:tcW w:w="792" w:type="dxa"/>
+            <w:tcW w:w="788" w:type="dxa"/>
             <w:vMerge w:val="restart"/>
             <w:shd w:val="clear" w:color="auto" w:fill="E7E6E6"/>
             <w:tcMar>
@@ -2877,7 +2991,7 @@
         </w:tc>
         <w:tc>
           <w:tcPr>
-            <w:tcW w:w="1267" w:type="dxa"/>
+            <w:tcW w:w="7572" w:type="dxa"/>
             <w:gridSpan w:val="6"/>
             <w:shd w:val="clear" w:color="auto" w:fill="E7E6E6"/>
             <w:tcMar>
@@ -2905,26 +3019,27 @@
       </w:tr>
       <w:tr>
         <w:trPr>
+          <w:trHeight w:val="314"/>
           <w:tblHeader/>
           <w:jc w:val="center"/>
         </w:trPr>
         <w:tc>
           <w:tcPr>
-            <w:tcW w:w="1307" w:type="dxa"/>
+            <w:tcW w:w="1979" w:type="dxa"/>
             <w:vMerge/>
           </w:tcPr>
           <w:p/>
         </w:tc>
         <w:tc>
           <w:tcPr>
-            <w:tcW w:w="1307" w:type="dxa"/>
+            <w:tcW w:w="788" w:type="dxa"/>
             <w:vMerge/>
           </w:tcPr>
           <w:p/>
         </w:tc>
         <w:tc>
           <w:tcPr>
-            <w:tcW w:w="1267" w:type="dxa"/>
+            <w:tcW w:w="1262" w:type="dxa"/>
             <w:shd w:val="clear" w:color="auto" w:fill="E7E6E6"/>
             <w:tcMar>
               <w:top w:w="45" w:type="dxa"/>
@@ -2950,7 +3065,7 @@
         </w:tc>
         <w:tc>
           <w:tcPr>
-            <w:tcW w:w="1267" w:type="dxa"/>
+            <w:tcW w:w="1262" w:type="dxa"/>
             <w:shd w:val="clear" w:color="auto" w:fill="E7E6E6"/>
             <w:tcMar>
               <w:top w:w="45" w:type="dxa"/>
@@ -2976,7 +3091,7 @@
         </w:tc>
         <w:tc>
           <w:tcPr>
-            <w:tcW w:w="1267" w:type="dxa"/>
+            <w:tcW w:w="1262" w:type="dxa"/>
             <w:shd w:val="clear" w:color="auto" w:fill="E7E6E6"/>
             <w:tcMar>
               <w:top w:w="45" w:type="dxa"/>
@@ -3002,7 +3117,7 @@
         </w:tc>
         <w:tc>
           <w:tcPr>
-            <w:tcW w:w="1267" w:type="dxa"/>
+            <w:tcW w:w="1262" w:type="dxa"/>
             <w:shd w:val="clear" w:color="auto" w:fill="E7E6E6"/>
             <w:tcMar>
               <w:top w:w="45" w:type="dxa"/>
@@ -3028,7 +3143,7 @@
         </w:tc>
         <w:tc>
           <w:tcPr>
-            <w:tcW w:w="1267" w:type="dxa"/>
+            <w:tcW w:w="1262" w:type="dxa"/>
             <w:shd w:val="clear" w:color="auto" w:fill="E7E6E6"/>
             <w:tcMar>
               <w:top w:w="45" w:type="dxa"/>
@@ -3054,7 +3169,7 @@
         </w:tc>
         <w:tc>
           <w:tcPr>
-            <w:tcW w:w="1267" w:type="dxa"/>
+            <w:tcW w:w="1262" w:type="dxa"/>
             <w:shd w:val="clear" w:color="auto" w:fill="E7E6E6"/>
             <w:tcMar>
               <w:top w:w="45" w:type="dxa"/>
@@ -3081,11 +3196,12 @@
       </w:tr>
       <w:tr>
         <w:trPr>
+          <w:trHeight w:val="314"/>
           <w:jc w:val="center"/>
         </w:trPr>
         <w:tc>
           <w:tcPr>
-            <w:tcW w:w="1987" w:type="dxa"/>
+            <w:tcW w:w="1979" w:type="dxa"/>
             <w:vMerge w:val="restart"/>
             <w:tcMar>
               <w:top w:w="45" w:type="dxa"/>
@@ -3110,7 +3226,7 @@
         </w:tc>
         <w:tc>
           <w:tcPr>
-            <w:tcW w:w="792" w:type="dxa"/>
+            <w:tcW w:w="788" w:type="dxa"/>
             <w:tcMar>
               <w:top w:w="45" w:type="dxa"/>
               <w:left w:w="55" w:type="dxa"/>
@@ -3134,7 +3250,7 @@
         </w:tc>
         <w:tc>
           <w:tcPr>
-            <w:tcW w:w="1267" w:type="dxa"/>
+            <w:tcW w:w="1262" w:type="dxa"/>
             <w:tcMar>
               <w:top w:w="45" w:type="dxa"/>
               <w:left w:w="55" w:type="dxa"/>
@@ -3158,7 +3274,7 @@
         </w:tc>
         <w:tc>
           <w:tcPr>
-            <w:tcW w:w="1267" w:type="dxa"/>
+            <w:tcW w:w="1262" w:type="dxa"/>
             <w:tcMar>
               <w:top w:w="45" w:type="dxa"/>
               <w:left w:w="55" w:type="dxa"/>
@@ -3182,7 +3298,7 @@
         </w:tc>
         <w:tc>
           <w:tcPr>
-            <w:tcW w:w="1267" w:type="dxa"/>
+            <w:tcW w:w="1262" w:type="dxa"/>
             <w:tcMar>
               <w:top w:w="45" w:type="dxa"/>
               <w:left w:w="55" w:type="dxa"/>
@@ -3206,7 +3322,7 @@
         </w:tc>
         <w:tc>
           <w:tcPr>
-            <w:tcW w:w="1267" w:type="dxa"/>
+            <w:tcW w:w="1262" w:type="dxa"/>
             <w:tcMar>
               <w:top w:w="45" w:type="dxa"/>
               <w:left w:w="55" w:type="dxa"/>
@@ -3230,7 +3346,7 @@
         </w:tc>
         <w:tc>
           <w:tcPr>
-            <w:tcW w:w="1267" w:type="dxa"/>
+            <w:tcW w:w="1262" w:type="dxa"/>
             <w:tcMar>
               <w:top w:w="45" w:type="dxa"/>
               <w:left w:w="55" w:type="dxa"/>
@@ -3254,7 +3370,7 @@
         </w:tc>
         <w:tc>
           <w:tcPr>
-            <w:tcW w:w="1267" w:type="dxa"/>
+            <w:tcW w:w="1262" w:type="dxa"/>
             <w:tcMar>
               <w:top w:w="45" w:type="dxa"/>
               <w:left w:w="55" w:type="dxa"/>
@@ -3279,18 +3395,19 @@
       </w:tr>
       <w:tr>
         <w:trPr>
+          <w:trHeight w:val="314"/>
           <w:jc w:val="center"/>
         </w:trPr>
         <w:tc>
           <w:tcPr>
-            <w:tcW w:w="1307" w:type="dxa"/>
+            <w:tcW w:w="1979" w:type="dxa"/>
             <w:vMerge/>
           </w:tcPr>
           <w:p/>
         </w:tc>
         <w:tc>
           <w:tcPr>
-            <w:tcW w:w="792" w:type="dxa"/>
+            <w:tcW w:w="788" w:type="dxa"/>
             <w:tcMar>
               <w:top w:w="45" w:type="dxa"/>
               <w:left w:w="55" w:type="dxa"/>
@@ -3314,7 +3431,7 @@
         </w:tc>
         <w:tc>
           <w:tcPr>
-            <w:tcW w:w="1267" w:type="dxa"/>
+            <w:tcW w:w="1262" w:type="dxa"/>
             <w:tcMar>
               <w:top w:w="45" w:type="dxa"/>
               <w:left w:w="55" w:type="dxa"/>
@@ -3338,7 +3455,7 @@
         </w:tc>
         <w:tc>
           <w:tcPr>
-            <w:tcW w:w="1267" w:type="dxa"/>
+            <w:tcW w:w="1262" w:type="dxa"/>
             <w:tcMar>
               <w:top w:w="45" w:type="dxa"/>
               <w:left w:w="55" w:type="dxa"/>
@@ -3362,7 +3479,7 @@
         </w:tc>
         <w:tc>
           <w:tcPr>
-            <w:tcW w:w="1267" w:type="dxa"/>
+            <w:tcW w:w="1262" w:type="dxa"/>
             <w:tcMar>
               <w:top w:w="45" w:type="dxa"/>
               <w:left w:w="55" w:type="dxa"/>
@@ -3386,7 +3503,7 @@
         </w:tc>
         <w:tc>
           <w:tcPr>
-            <w:tcW w:w="1267" w:type="dxa"/>
+            <w:tcW w:w="1262" w:type="dxa"/>
             <w:tcMar>
               <w:top w:w="45" w:type="dxa"/>
               <w:left w:w="55" w:type="dxa"/>
@@ -3410,7 +3527,7 @@
         </w:tc>
         <w:tc>
           <w:tcPr>
-            <w:tcW w:w="1267" w:type="dxa"/>
+            <w:tcW w:w="1262" w:type="dxa"/>
             <w:tcMar>
               <w:top w:w="45" w:type="dxa"/>
               <w:left w:w="55" w:type="dxa"/>
@@ -3434,7 +3551,7 @@
         </w:tc>
         <w:tc>
           <w:tcPr>
-            <w:tcW w:w="1267" w:type="dxa"/>
+            <w:tcW w:w="1262" w:type="dxa"/>
             <w:tcMar>
               <w:top w:w="45" w:type="dxa"/>
               <w:left w:w="55" w:type="dxa"/>
@@ -3459,11 +3576,12 @@
       </w:tr>
       <w:tr>
         <w:trPr>
+          <w:trHeight w:val="314"/>
           <w:jc w:val="center"/>
         </w:trPr>
         <w:tc>
           <w:tcPr>
-            <w:tcW w:w="1987" w:type="dxa"/>
+            <w:tcW w:w="1979" w:type="dxa"/>
             <w:vMerge w:val="restart"/>
             <w:tcMar>
               <w:top w:w="45" w:type="dxa"/>
@@ -3488,7 +3606,7 @@
         </w:tc>
         <w:tc>
           <w:tcPr>
-            <w:tcW w:w="792" w:type="dxa"/>
+            <w:tcW w:w="788" w:type="dxa"/>
             <w:tcMar>
               <w:top w:w="45" w:type="dxa"/>
               <w:left w:w="55" w:type="dxa"/>
@@ -3512,7 +3630,7 @@
         </w:tc>
         <w:tc>
           <w:tcPr>
-            <w:tcW w:w="1267" w:type="dxa"/>
+            <w:tcW w:w="1262" w:type="dxa"/>
             <w:tcMar>
               <w:top w:w="45" w:type="dxa"/>
               <w:left w:w="55" w:type="dxa"/>
@@ -3536,7 +3654,7 @@
         </w:tc>
         <w:tc>
           <w:tcPr>
-            <w:tcW w:w="1267" w:type="dxa"/>
+            <w:tcW w:w="1262" w:type="dxa"/>
             <w:tcMar>
               <w:top w:w="45" w:type="dxa"/>
               <w:left w:w="55" w:type="dxa"/>
@@ -3560,7 +3678,7 @@
         </w:tc>
         <w:tc>
           <w:tcPr>
-            <w:tcW w:w="1267" w:type="dxa"/>
+            <w:tcW w:w="1262" w:type="dxa"/>
             <w:tcMar>
               <w:top w:w="45" w:type="dxa"/>
               <w:left w:w="55" w:type="dxa"/>
@@ -3584,7 +3702,7 @@
         </w:tc>
         <w:tc>
           <w:tcPr>
-            <w:tcW w:w="1267" w:type="dxa"/>
+            <w:tcW w:w="1262" w:type="dxa"/>
             <w:tcMar>
               <w:top w:w="45" w:type="dxa"/>
               <w:left w:w="55" w:type="dxa"/>
@@ -3608,7 +3726,7 @@
         </w:tc>
         <w:tc>
           <w:tcPr>
-            <w:tcW w:w="1267" w:type="dxa"/>
+            <w:tcW w:w="1262" w:type="dxa"/>
             <w:tcMar>
               <w:top w:w="45" w:type="dxa"/>
               <w:left w:w="55" w:type="dxa"/>
@@ -3632,7 +3750,7 @@
         </w:tc>
         <w:tc>
           <w:tcPr>
-            <w:tcW w:w="1267" w:type="dxa"/>
+            <w:tcW w:w="1262" w:type="dxa"/>
             <w:tcMar>
               <w:top w:w="45" w:type="dxa"/>
               <w:left w:w="55" w:type="dxa"/>
@@ -3657,18 +3775,19 @@
       </w:tr>
       <w:tr>
         <w:trPr>
+          <w:trHeight w:val="314"/>
           <w:jc w:val="center"/>
         </w:trPr>
         <w:tc>
           <w:tcPr>
-            <w:tcW w:w="1307" w:type="dxa"/>
+            <w:tcW w:w="1979" w:type="dxa"/>
             <w:vMerge/>
           </w:tcPr>
           <w:p/>
         </w:tc>
         <w:tc>
           <w:tcPr>
-            <w:tcW w:w="792" w:type="dxa"/>
+            <w:tcW w:w="788" w:type="dxa"/>
             <w:tcMar>
               <w:top w:w="45" w:type="dxa"/>
               <w:left w:w="55" w:type="dxa"/>
@@ -3692,7 +3811,7 @@
         </w:tc>
         <w:tc>
           <w:tcPr>
-            <w:tcW w:w="1267" w:type="dxa"/>
+            <w:tcW w:w="1262" w:type="dxa"/>
             <w:tcMar>
               <w:top w:w="45" w:type="dxa"/>
               <w:left w:w="55" w:type="dxa"/>
@@ -3716,7 +3835,7 @@
         </w:tc>
         <w:tc>
           <w:tcPr>
-            <w:tcW w:w="1267" w:type="dxa"/>
+            <w:tcW w:w="1262" w:type="dxa"/>
             <w:tcMar>
               <w:top w:w="45" w:type="dxa"/>
               <w:left w:w="55" w:type="dxa"/>
@@ -3740,7 +3859,7 @@
         </w:tc>
         <w:tc>
           <w:tcPr>
-            <w:tcW w:w="1267" w:type="dxa"/>
+            <w:tcW w:w="1262" w:type="dxa"/>
             <w:tcMar>
               <w:top w:w="45" w:type="dxa"/>
               <w:left w:w="55" w:type="dxa"/>
@@ -3764,7 +3883,7 @@
         </w:tc>
         <w:tc>
           <w:tcPr>
-            <w:tcW w:w="1267" w:type="dxa"/>
+            <w:tcW w:w="1262" w:type="dxa"/>
             <w:tcMar>
               <w:top w:w="45" w:type="dxa"/>
               <w:left w:w="55" w:type="dxa"/>
@@ -3788,7 +3907,7 @@
         </w:tc>
         <w:tc>
           <w:tcPr>
-            <w:tcW w:w="1267" w:type="dxa"/>
+            <w:tcW w:w="1262" w:type="dxa"/>
             <w:tcMar>
               <w:top w:w="45" w:type="dxa"/>
               <w:left w:w="55" w:type="dxa"/>
@@ -3812,7 +3931,7 @@
         </w:tc>
         <w:tc>
           <w:tcPr>
-            <w:tcW w:w="1267" w:type="dxa"/>
+            <w:tcW w:w="1262" w:type="dxa"/>
             <w:tcMar>
               <w:top w:w="45" w:type="dxa"/>
               <w:left w:w="55" w:type="dxa"/>
@@ -3837,11 +3956,12 @@
       </w:tr>
       <w:tr>
         <w:trPr>
+          <w:trHeight w:val="327"/>
           <w:jc w:val="center"/>
         </w:trPr>
         <w:tc>
           <w:tcPr>
-            <w:tcW w:w="1987" w:type="dxa"/>
+            <w:tcW w:w="1979" w:type="dxa"/>
             <w:vMerge w:val="restart"/>
             <w:tcMar>
               <w:top w:w="45" w:type="dxa"/>
@@ -3866,7 +3986,7 @@
         </w:tc>
         <w:tc>
           <w:tcPr>
-            <w:tcW w:w="792" w:type="dxa"/>
+            <w:tcW w:w="788" w:type="dxa"/>
             <w:tcMar>
               <w:top w:w="45" w:type="dxa"/>
               <w:left w:w="55" w:type="dxa"/>
@@ -3890,7 +4010,7 @@
         </w:tc>
         <w:tc>
           <w:tcPr>
-            <w:tcW w:w="1267" w:type="dxa"/>
+            <w:tcW w:w="1262" w:type="dxa"/>
             <w:tcMar>
               <w:top w:w="45" w:type="dxa"/>
               <w:left w:w="55" w:type="dxa"/>
@@ -3914,7 +4034,7 @@
         </w:tc>
         <w:tc>
           <w:tcPr>
-            <w:tcW w:w="1267" w:type="dxa"/>
+            <w:tcW w:w="1262" w:type="dxa"/>
             <w:tcMar>
               <w:top w:w="45" w:type="dxa"/>
               <w:left w:w="55" w:type="dxa"/>
@@ -3938,7 +4058,7 @@
         </w:tc>
         <w:tc>
           <w:tcPr>
-            <w:tcW w:w="1267" w:type="dxa"/>
+            <w:tcW w:w="1262" w:type="dxa"/>
             <w:tcMar>
               <w:top w:w="45" w:type="dxa"/>
               <w:left w:w="55" w:type="dxa"/>
@@ -3962,7 +4082,7 @@
         </w:tc>
         <w:tc>
           <w:tcPr>
-            <w:tcW w:w="1267" w:type="dxa"/>
+            <w:tcW w:w="1262" w:type="dxa"/>
             <w:tcMar>
               <w:top w:w="45" w:type="dxa"/>
               <w:left w:w="55" w:type="dxa"/>
@@ -3986,7 +4106,7 @@
         </w:tc>
         <w:tc>
           <w:tcPr>
-            <w:tcW w:w="1267" w:type="dxa"/>
+            <w:tcW w:w="1262" w:type="dxa"/>
             <w:tcMar>
               <w:top w:w="45" w:type="dxa"/>
               <w:left w:w="55" w:type="dxa"/>
@@ -4010,7 +4130,7 @@
         </w:tc>
         <w:tc>
           <w:tcPr>
-            <w:tcW w:w="1267" w:type="dxa"/>
+            <w:tcW w:w="1262" w:type="dxa"/>
             <w:tcMar>
               <w:top w:w="45" w:type="dxa"/>
               <w:left w:w="55" w:type="dxa"/>
@@ -4035,18 +4155,19 @@
       </w:tr>
       <w:tr>
         <w:trPr>
+          <w:trHeight w:val="327"/>
           <w:jc w:val="center"/>
         </w:trPr>
         <w:tc>
           <w:tcPr>
-            <w:tcW w:w="1307" w:type="dxa"/>
+            <w:tcW w:w="1979" w:type="dxa"/>
             <w:vMerge/>
           </w:tcPr>
           <w:p/>
         </w:tc>
         <w:tc>
           <w:tcPr>
-            <w:tcW w:w="792" w:type="dxa"/>
+            <w:tcW w:w="788" w:type="dxa"/>
             <w:tcMar>
               <w:top w:w="45" w:type="dxa"/>
               <w:left w:w="55" w:type="dxa"/>
@@ -4070,7 +4191,7 @@
         </w:tc>
         <w:tc>
           <w:tcPr>
-            <w:tcW w:w="1267" w:type="dxa"/>
+            <w:tcW w:w="1262" w:type="dxa"/>
             <w:tcMar>
               <w:top w:w="45" w:type="dxa"/>
               <w:left w:w="55" w:type="dxa"/>
@@ -4094,7 +4215,7 @@
         </w:tc>
         <w:tc>
           <w:tcPr>
-            <w:tcW w:w="1267" w:type="dxa"/>
+            <w:tcW w:w="1262" w:type="dxa"/>
             <w:tcMar>
               <w:top w:w="45" w:type="dxa"/>
               <w:left w:w="55" w:type="dxa"/>
@@ -4118,7 +4239,7 @@
         </w:tc>
         <w:tc>
           <w:tcPr>
-            <w:tcW w:w="1267" w:type="dxa"/>
+            <w:tcW w:w="1262" w:type="dxa"/>
             <w:tcMar>
               <w:top w:w="45" w:type="dxa"/>
               <w:left w:w="55" w:type="dxa"/>
@@ -4142,7 +4263,7 @@
         </w:tc>
         <w:tc>
           <w:tcPr>
-            <w:tcW w:w="1267" w:type="dxa"/>
+            <w:tcW w:w="1262" w:type="dxa"/>
             <w:tcMar>
               <w:top w:w="45" w:type="dxa"/>
               <w:left w:w="55" w:type="dxa"/>
@@ -4166,7 +4287,7 @@
         </w:tc>
         <w:tc>
           <w:tcPr>
-            <w:tcW w:w="1267" w:type="dxa"/>
+            <w:tcW w:w="1262" w:type="dxa"/>
             <w:tcMar>
               <w:top w:w="45" w:type="dxa"/>
               <w:left w:w="55" w:type="dxa"/>
@@ -4190,7 +4311,7 @@
         </w:tc>
         <w:tc>
           <w:tcPr>
-            <w:tcW w:w="1267" w:type="dxa"/>
+            <w:tcW w:w="1262" w:type="dxa"/>
             <w:tcMar>
               <w:top w:w="45" w:type="dxa"/>
               <w:left w:w="55" w:type="dxa"/>
@@ -4215,11 +4336,12 @@
       </w:tr>
       <w:tr>
         <w:trPr>
+          <w:trHeight w:val="327"/>
           <w:jc w:val="center"/>
         </w:trPr>
         <w:tc>
           <w:tcPr>
-            <w:tcW w:w="1987" w:type="dxa"/>
+            <w:tcW w:w="1979" w:type="dxa"/>
             <w:vMerge w:val="restart"/>
             <w:tcMar>
               <w:top w:w="45" w:type="dxa"/>
@@ -4244,7 +4366,7 @@
         </w:tc>
         <w:tc>
           <w:tcPr>
-            <w:tcW w:w="792" w:type="dxa"/>
+            <w:tcW w:w="788" w:type="dxa"/>
             <w:tcMar>
               <w:top w:w="45" w:type="dxa"/>
               <w:left w:w="55" w:type="dxa"/>
@@ -4268,7 +4390,7 @@
         </w:tc>
         <w:tc>
           <w:tcPr>
-            <w:tcW w:w="1267" w:type="dxa"/>
+            <w:tcW w:w="1262" w:type="dxa"/>
             <w:tcMar>
               <w:top w:w="45" w:type="dxa"/>
               <w:left w:w="55" w:type="dxa"/>
@@ -4292,7 +4414,7 @@
         </w:tc>
         <w:tc>
           <w:tcPr>
-            <w:tcW w:w="1267" w:type="dxa"/>
+            <w:tcW w:w="1262" w:type="dxa"/>
             <w:tcMar>
               <w:top w:w="45" w:type="dxa"/>
               <w:left w:w="55" w:type="dxa"/>
@@ -4316,7 +4438,7 @@
         </w:tc>
         <w:tc>
           <w:tcPr>
-            <w:tcW w:w="1267" w:type="dxa"/>
+            <w:tcW w:w="1262" w:type="dxa"/>
             <w:tcMar>
               <w:top w:w="45" w:type="dxa"/>
               <w:left w:w="55" w:type="dxa"/>
@@ -4340,7 +4462,7 @@
         </w:tc>
         <w:tc>
           <w:tcPr>
-            <w:tcW w:w="1267" w:type="dxa"/>
+            <w:tcW w:w="1262" w:type="dxa"/>
             <w:tcMar>
               <w:top w:w="45" w:type="dxa"/>
               <w:left w:w="55" w:type="dxa"/>
@@ -4364,7 +4486,7 @@
         </w:tc>
         <w:tc>
           <w:tcPr>
-            <w:tcW w:w="1267" w:type="dxa"/>
+            <w:tcW w:w="1262" w:type="dxa"/>
             <w:tcMar>
               <w:top w:w="45" w:type="dxa"/>
               <w:left w:w="55" w:type="dxa"/>
@@ -4388,7 +4510,7 @@
         </w:tc>
         <w:tc>
           <w:tcPr>
-            <w:tcW w:w="1267" w:type="dxa"/>
+            <w:tcW w:w="1262" w:type="dxa"/>
             <w:tcMar>
               <w:top w:w="45" w:type="dxa"/>
               <w:left w:w="55" w:type="dxa"/>
@@ -4413,18 +4535,19 @@
       </w:tr>
       <w:tr>
         <w:trPr>
+          <w:trHeight w:val="327"/>
           <w:jc w:val="center"/>
         </w:trPr>
         <w:tc>
           <w:tcPr>
-            <w:tcW w:w="1307" w:type="dxa"/>
+            <w:tcW w:w="1979" w:type="dxa"/>
             <w:vMerge/>
           </w:tcPr>
           <w:p/>
         </w:tc>
         <w:tc>
           <w:tcPr>
-            <w:tcW w:w="792" w:type="dxa"/>
+            <w:tcW w:w="788" w:type="dxa"/>
             <w:tcMar>
               <w:top w:w="45" w:type="dxa"/>
               <w:left w:w="55" w:type="dxa"/>
@@ -4448,7 +4571,7 @@
         </w:tc>
         <w:tc>
           <w:tcPr>
-            <w:tcW w:w="1267" w:type="dxa"/>
+            <w:tcW w:w="1262" w:type="dxa"/>
             <w:tcMar>
               <w:top w:w="45" w:type="dxa"/>
               <w:left w:w="55" w:type="dxa"/>
@@ -4472,7 +4595,7 @@
         </w:tc>
         <w:tc>
           <w:tcPr>
-            <w:tcW w:w="1267" w:type="dxa"/>
+            <w:tcW w:w="1262" w:type="dxa"/>
             <w:tcMar>
               <w:top w:w="45" w:type="dxa"/>
               <w:left w:w="55" w:type="dxa"/>
@@ -4496,7 +4619,7 @@
         </w:tc>
         <w:tc>
           <w:tcPr>
-            <w:tcW w:w="1267" w:type="dxa"/>
+            <w:tcW w:w="1262" w:type="dxa"/>
             <w:tcMar>
               <w:top w:w="45" w:type="dxa"/>
               <w:left w:w="55" w:type="dxa"/>
@@ -4520,7 +4643,7 @@
         </w:tc>
         <w:tc>
           <w:tcPr>
-            <w:tcW w:w="1267" w:type="dxa"/>
+            <w:tcW w:w="1262" w:type="dxa"/>
             <w:tcMar>
               <w:top w:w="45" w:type="dxa"/>
               <w:left w:w="55" w:type="dxa"/>
@@ -4544,7 +4667,7 @@
         </w:tc>
         <w:tc>
           <w:tcPr>
-            <w:tcW w:w="1267" w:type="dxa"/>
+            <w:tcW w:w="1262" w:type="dxa"/>
             <w:tcMar>
               <w:top w:w="45" w:type="dxa"/>
               <w:left w:w="55" w:type="dxa"/>
@@ -4568,7 +4691,7 @@
         </w:tc>
         <w:tc>
           <w:tcPr>
-            <w:tcW w:w="1267" w:type="dxa"/>
+            <w:tcW w:w="1262" w:type="dxa"/>
             <w:tcMar>
               <w:top w:w="45" w:type="dxa"/>
               <w:left w:w="55" w:type="dxa"/>
@@ -4593,11 +4716,12 @@
       </w:tr>
       <w:tr>
         <w:trPr>
+          <w:trHeight w:val="314"/>
           <w:jc w:val="center"/>
         </w:trPr>
         <w:tc>
           <w:tcPr>
-            <w:tcW w:w="1987" w:type="dxa"/>
+            <w:tcW w:w="1979" w:type="dxa"/>
             <w:vMerge w:val="restart"/>
             <w:tcMar>
               <w:top w:w="45" w:type="dxa"/>
@@ -4622,7 +4746,7 @@
         </w:tc>
         <w:tc>
           <w:tcPr>
-            <w:tcW w:w="792" w:type="dxa"/>
+            <w:tcW w:w="788" w:type="dxa"/>
             <w:tcMar>
               <w:top w:w="45" w:type="dxa"/>
               <w:left w:w="55" w:type="dxa"/>
@@ -4646,7 +4770,7 @@
         </w:tc>
         <w:tc>
           <w:tcPr>
-            <w:tcW w:w="1267" w:type="dxa"/>
+            <w:tcW w:w="1262" w:type="dxa"/>
             <w:tcMar>
               <w:top w:w="45" w:type="dxa"/>
               <w:left w:w="55" w:type="dxa"/>
@@ -4670,7 +4794,7 @@
         </w:tc>
         <w:tc>
           <w:tcPr>
-            <w:tcW w:w="1267" w:type="dxa"/>
+            <w:tcW w:w="1262" w:type="dxa"/>
             <w:tcMar>
               <w:top w:w="45" w:type="dxa"/>
               <w:left w:w="55" w:type="dxa"/>
@@ -4694,7 +4818,7 @@
         </w:tc>
         <w:tc>
           <w:tcPr>
-            <w:tcW w:w="1267" w:type="dxa"/>
+            <w:tcW w:w="1262" w:type="dxa"/>
             <w:tcMar>
               <w:top w:w="45" w:type="dxa"/>
               <w:left w:w="55" w:type="dxa"/>
@@ -4718,7 +4842,7 @@
         </w:tc>
         <w:tc>
           <w:tcPr>
-            <w:tcW w:w="1267" w:type="dxa"/>
+            <w:tcW w:w="1262" w:type="dxa"/>
             <w:tcMar>
               <w:top w:w="45" w:type="dxa"/>
               <w:left w:w="55" w:type="dxa"/>
@@ -4742,7 +4866,7 @@
         </w:tc>
         <w:tc>
           <w:tcPr>
-            <w:tcW w:w="1267" w:type="dxa"/>
+            <w:tcW w:w="1262" w:type="dxa"/>
             <w:tcMar>
               <w:top w:w="45" w:type="dxa"/>
               <w:left w:w="55" w:type="dxa"/>
@@ -4766,7 +4890,7 @@
         </w:tc>
         <w:tc>
           <w:tcPr>
-            <w:tcW w:w="1267" w:type="dxa"/>
+            <w:tcW w:w="1262" w:type="dxa"/>
             <w:tcMar>
               <w:top w:w="45" w:type="dxa"/>
               <w:left w:w="55" w:type="dxa"/>
@@ -4791,18 +4915,19 @@
       </w:tr>
       <w:tr>
         <w:trPr>
+          <w:trHeight w:val="314"/>
           <w:jc w:val="center"/>
         </w:trPr>
         <w:tc>
           <w:tcPr>
-            <w:tcW w:w="1307" w:type="dxa"/>
+            <w:tcW w:w="1979" w:type="dxa"/>
             <w:vMerge/>
           </w:tcPr>
           <w:p/>
         </w:tc>
         <w:tc>
           <w:tcPr>
-            <w:tcW w:w="792" w:type="dxa"/>
+            <w:tcW w:w="788" w:type="dxa"/>
             <w:tcMar>
               <w:top w:w="45" w:type="dxa"/>
               <w:left w:w="55" w:type="dxa"/>
@@ -4826,7 +4951,7 @@
         </w:tc>
         <w:tc>
           <w:tcPr>
-            <w:tcW w:w="1267" w:type="dxa"/>
+            <w:tcW w:w="1262" w:type="dxa"/>
             <w:tcMar>
               <w:top w:w="45" w:type="dxa"/>
               <w:left w:w="55" w:type="dxa"/>
@@ -4850,7 +4975,7 @@
         </w:tc>
         <w:tc>
           <w:tcPr>
-            <w:tcW w:w="1267" w:type="dxa"/>
+            <w:tcW w:w="1262" w:type="dxa"/>
             <w:tcMar>
               <w:top w:w="45" w:type="dxa"/>
               <w:left w:w="55" w:type="dxa"/>
@@ -4874,7 +4999,7 @@
         </w:tc>
         <w:tc>
           <w:tcPr>
-            <w:tcW w:w="1267" w:type="dxa"/>
+            <w:tcW w:w="1262" w:type="dxa"/>
             <w:tcMar>
               <w:top w:w="45" w:type="dxa"/>
               <w:left w:w="55" w:type="dxa"/>
@@ -4898,7 +5023,7 @@
         </w:tc>
         <w:tc>
           <w:tcPr>
-            <w:tcW w:w="1267" w:type="dxa"/>
+            <w:tcW w:w="1262" w:type="dxa"/>
             <w:tcMar>
               <w:top w:w="45" w:type="dxa"/>
               <w:left w:w="55" w:type="dxa"/>
@@ -4922,7 +5047,7 @@
         </w:tc>
         <w:tc>
           <w:tcPr>
-            <w:tcW w:w="1267" w:type="dxa"/>
+            <w:tcW w:w="1262" w:type="dxa"/>
             <w:tcMar>
               <w:top w:w="45" w:type="dxa"/>
               <w:left w:w="55" w:type="dxa"/>
@@ -4946,7 +5071,7 @@
         </w:tc>
         <w:tc>
           <w:tcPr>
-            <w:tcW w:w="1267" w:type="dxa"/>
+            <w:tcW w:w="1262" w:type="dxa"/>
             <w:tcMar>
               <w:top w:w="45" w:type="dxa"/>
               <w:left w:w="55" w:type="dxa"/>
@@ -4971,11 +5096,12 @@
       </w:tr>
       <w:tr>
         <w:trPr>
+          <w:trHeight w:val="314"/>
           <w:jc w:val="center"/>
         </w:trPr>
         <w:tc>
           <w:tcPr>
-            <w:tcW w:w="1987" w:type="dxa"/>
+            <w:tcW w:w="1979" w:type="dxa"/>
             <w:vMerge w:val="restart"/>
             <w:tcMar>
               <w:top w:w="45" w:type="dxa"/>
@@ -5000,7 +5126,7 @@
         </w:tc>
         <w:tc>
           <w:tcPr>
-            <w:tcW w:w="792" w:type="dxa"/>
+            <w:tcW w:w="788" w:type="dxa"/>
             <w:tcMar>
               <w:top w:w="45" w:type="dxa"/>
               <w:left w:w="55" w:type="dxa"/>
@@ -5024,7 +5150,7 @@
         </w:tc>
         <w:tc>
           <w:tcPr>
-            <w:tcW w:w="1267" w:type="dxa"/>
+            <w:tcW w:w="1262" w:type="dxa"/>
             <w:tcMar>
               <w:top w:w="45" w:type="dxa"/>
               <w:left w:w="55" w:type="dxa"/>
@@ -5048,7 +5174,7 @@
         </w:tc>
         <w:tc>
           <w:tcPr>
-            <w:tcW w:w="1267" w:type="dxa"/>
+            <w:tcW w:w="1262" w:type="dxa"/>
             <w:tcMar>
               <w:top w:w="45" w:type="dxa"/>
               <w:left w:w="55" w:type="dxa"/>
@@ -5072,7 +5198,7 @@
         </w:tc>
         <w:tc>
           <w:tcPr>
-            <w:tcW w:w="1267" w:type="dxa"/>
+            <w:tcW w:w="1262" w:type="dxa"/>
             <w:tcMar>
               <w:top w:w="45" w:type="dxa"/>
               <w:left w:w="55" w:type="dxa"/>
@@ -5096,7 +5222,7 @@
         </w:tc>
         <w:tc>
           <w:tcPr>
-            <w:tcW w:w="1267" w:type="dxa"/>
+            <w:tcW w:w="1262" w:type="dxa"/>
             <w:tcMar>
               <w:top w:w="45" w:type="dxa"/>
               <w:left w:w="55" w:type="dxa"/>
@@ -5120,7 +5246,7 @@
         </w:tc>
         <w:tc>
           <w:tcPr>
-            <w:tcW w:w="1267" w:type="dxa"/>
+            <w:tcW w:w="1262" w:type="dxa"/>
             <w:tcMar>
               <w:top w:w="45" w:type="dxa"/>
               <w:left w:w="55" w:type="dxa"/>
@@ -5144,7 +5270,7 @@
         </w:tc>
         <w:tc>
           <w:tcPr>
-            <w:tcW w:w="1267" w:type="dxa"/>
+            <w:tcW w:w="1262" w:type="dxa"/>
             <w:tcMar>
               <w:top w:w="45" w:type="dxa"/>
               <w:left w:w="55" w:type="dxa"/>
@@ -5169,18 +5295,19 @@
       </w:tr>
       <w:tr>
         <w:trPr>
+          <w:trHeight w:val="314"/>
           <w:jc w:val="center"/>
         </w:trPr>
         <w:tc>
           <w:tcPr>
-            <w:tcW w:w="1307" w:type="dxa"/>
+            <w:tcW w:w="1979" w:type="dxa"/>
             <w:vMerge/>
           </w:tcPr>
           <w:p/>
         </w:tc>
         <w:tc>
           <w:tcPr>
-            <w:tcW w:w="792" w:type="dxa"/>
+            <w:tcW w:w="788" w:type="dxa"/>
             <w:tcMar>
               <w:top w:w="45" w:type="dxa"/>
               <w:left w:w="55" w:type="dxa"/>
@@ -5204,7 +5331,7 @@
         </w:tc>
         <w:tc>
           <w:tcPr>
-            <w:tcW w:w="1267" w:type="dxa"/>
+            <w:tcW w:w="1262" w:type="dxa"/>
             <w:tcMar>
               <w:top w:w="45" w:type="dxa"/>
               <w:left w:w="55" w:type="dxa"/>
@@ -5228,7 +5355,7 @@
         </w:tc>
         <w:tc>
           <w:tcPr>
-            <w:tcW w:w="1267" w:type="dxa"/>
+            <w:tcW w:w="1262" w:type="dxa"/>
             <w:tcMar>
               <w:top w:w="45" w:type="dxa"/>
               <w:left w:w="55" w:type="dxa"/>
@@ -5252,7 +5379,7 @@
         </w:tc>
         <w:tc>
           <w:tcPr>
-            <w:tcW w:w="1267" w:type="dxa"/>
+            <w:tcW w:w="1262" w:type="dxa"/>
             <w:tcMar>
               <w:top w:w="45" w:type="dxa"/>
               <w:left w:w="55" w:type="dxa"/>
@@ -5276,7 +5403,7 @@
         </w:tc>
         <w:tc>
           <w:tcPr>
-            <w:tcW w:w="1267" w:type="dxa"/>
+            <w:tcW w:w="1262" w:type="dxa"/>
             <w:tcMar>
               <w:top w:w="45" w:type="dxa"/>
               <w:left w:w="55" w:type="dxa"/>
@@ -5300,7 +5427,7 @@
         </w:tc>
         <w:tc>
           <w:tcPr>
-            <w:tcW w:w="1267" w:type="dxa"/>
+            <w:tcW w:w="1262" w:type="dxa"/>
             <w:tcMar>
               <w:top w:w="45" w:type="dxa"/>
               <w:left w:w="55" w:type="dxa"/>
@@ -5324,7 +5451,7 @@
         </w:tc>
         <w:tc>
           <w:tcPr>
-            <w:tcW w:w="1267" w:type="dxa"/>
+            <w:tcW w:w="1262" w:type="dxa"/>
             <w:tcMar>
               <w:top w:w="45" w:type="dxa"/>
               <w:left w:w="55" w:type="dxa"/>
@@ -5349,11 +5476,12 @@
       </w:tr>
       <w:tr>
         <w:trPr>
+          <w:trHeight w:val="314"/>
           <w:jc w:val="center"/>
         </w:trPr>
         <w:tc>
           <w:tcPr>
-            <w:tcW w:w="1987" w:type="dxa"/>
+            <w:tcW w:w="1979" w:type="dxa"/>
             <w:vMerge w:val="restart"/>
             <w:tcMar>
               <w:top w:w="45" w:type="dxa"/>
@@ -5378,7 +5506,7 @@
         </w:tc>
         <w:tc>
           <w:tcPr>
-            <w:tcW w:w="792" w:type="dxa"/>
+            <w:tcW w:w="788" w:type="dxa"/>
             <w:tcMar>
               <w:top w:w="45" w:type="dxa"/>
               <w:left w:w="55" w:type="dxa"/>
@@ -5402,7 +5530,7 @@
         </w:tc>
         <w:tc>
           <w:tcPr>
-            <w:tcW w:w="1267" w:type="dxa"/>
+            <w:tcW w:w="1262" w:type="dxa"/>
             <w:tcMar>
               <w:top w:w="45" w:type="dxa"/>
               <w:left w:w="55" w:type="dxa"/>
@@ -5426,7 +5554,7 @@
         </w:tc>
         <w:tc>
           <w:tcPr>
-            <w:tcW w:w="1267" w:type="dxa"/>
+            <w:tcW w:w="1262" w:type="dxa"/>
             <w:tcMar>
               <w:top w:w="45" w:type="dxa"/>
               <w:left w:w="55" w:type="dxa"/>
@@ -5450,7 +5578,7 @@
         </w:tc>
         <w:tc>
           <w:tcPr>
-            <w:tcW w:w="1267" w:type="dxa"/>
+            <w:tcW w:w="1262" w:type="dxa"/>
             <w:tcMar>
               <w:top w:w="45" w:type="dxa"/>
               <w:left w:w="55" w:type="dxa"/>
@@ -5474,7 +5602,7 @@
         </w:tc>
         <w:tc>
           <w:tcPr>
-            <w:tcW w:w="1267" w:type="dxa"/>
+            <w:tcW w:w="1262" w:type="dxa"/>
             <w:tcMar>
               <w:top w:w="45" w:type="dxa"/>
               <w:left w:w="55" w:type="dxa"/>
@@ -5498,7 +5626,7 @@
         </w:tc>
         <w:tc>
           <w:tcPr>
-            <w:tcW w:w="1267" w:type="dxa"/>
+            <w:tcW w:w="1262" w:type="dxa"/>
             <w:tcMar>
               <w:top w:w="45" w:type="dxa"/>
               <w:left w:w="55" w:type="dxa"/>
@@ -5522,7 +5650,7 @@
         </w:tc>
         <w:tc>
           <w:tcPr>
-            <w:tcW w:w="1267" w:type="dxa"/>
+            <w:tcW w:w="1262" w:type="dxa"/>
             <w:tcMar>
               <w:top w:w="45" w:type="dxa"/>
               <w:left w:w="55" w:type="dxa"/>
@@ -5547,18 +5675,19 @@
       </w:tr>
       <w:tr>
         <w:trPr>
+          <w:trHeight w:val="314"/>
           <w:jc w:val="center"/>
         </w:trPr>
         <w:tc>
           <w:tcPr>
-            <w:tcW w:w="1307" w:type="dxa"/>
+            <w:tcW w:w="1979" w:type="dxa"/>
             <w:vMerge/>
           </w:tcPr>
           <w:p/>
         </w:tc>
         <w:tc>
           <w:tcPr>
-            <w:tcW w:w="792" w:type="dxa"/>
+            <w:tcW w:w="788" w:type="dxa"/>
             <w:tcMar>
               <w:top w:w="45" w:type="dxa"/>
               <w:left w:w="55" w:type="dxa"/>
@@ -5582,7 +5711,7 @@
         </w:tc>
         <w:tc>
           <w:tcPr>
-            <w:tcW w:w="1267" w:type="dxa"/>
+            <w:tcW w:w="1262" w:type="dxa"/>
             <w:tcMar>
               <w:top w:w="45" w:type="dxa"/>
               <w:left w:w="55" w:type="dxa"/>
@@ -5606,7 +5735,7 @@
         </w:tc>
         <w:tc>
           <w:tcPr>
-            <w:tcW w:w="1267" w:type="dxa"/>
+            <w:tcW w:w="1262" w:type="dxa"/>
             <w:tcMar>
               <w:top w:w="45" w:type="dxa"/>
               <w:left w:w="55" w:type="dxa"/>
@@ -5630,7 +5759,7 @@
         </w:tc>
         <w:tc>
           <w:tcPr>
-            <w:tcW w:w="1267" w:type="dxa"/>
+            <w:tcW w:w="1262" w:type="dxa"/>
             <w:tcMar>
               <w:top w:w="45" w:type="dxa"/>
               <w:left w:w="55" w:type="dxa"/>
@@ -5654,7 +5783,7 @@
         </w:tc>
         <w:tc>
           <w:tcPr>
-            <w:tcW w:w="1267" w:type="dxa"/>
+            <w:tcW w:w="1262" w:type="dxa"/>
             <w:tcMar>
               <w:top w:w="45" w:type="dxa"/>
               <w:left w:w="55" w:type="dxa"/>
@@ -5678,7 +5807,7 @@
         </w:tc>
         <w:tc>
           <w:tcPr>
-            <w:tcW w:w="1267" w:type="dxa"/>
+            <w:tcW w:w="1262" w:type="dxa"/>
             <w:tcMar>
               <w:top w:w="45" w:type="dxa"/>
               <w:left w:w="55" w:type="dxa"/>
@@ -5702,7 +5831,7 @@
         </w:tc>
         <w:tc>
           <w:tcPr>
-            <w:tcW w:w="1267" w:type="dxa"/>
+            <w:tcW w:w="1262" w:type="dxa"/>
             <w:tcMar>
               <w:top w:w="45" w:type="dxa"/>
               <w:left w:w="55" w:type="dxa"/>
@@ -5754,94 +5883,6 @@
       </w:r>
       <w:r>
         <w:t>При увеличении объема выборки оценки стабилизируются около значений x̄ = 19,59075, s² = 1184,84974 и v = 1,75704. Доверительный полуинтервал 95% уменьшается до ±3,89518, что отражает рост точности оценки среднего.</w:t>
-      </w:r>
-    </w:p>
-    <w:p>
-      <w:pPr>
-        <w:keepLines/>
-        <w:spacing w:before="40" w:after="140"/>
-        <w:jc w:val="both"/>
-      </w:pPr>
-      <w:r>
-        <w:rPr>
-          <w:rFonts w:eastAsia="微软雅黑"/>
-          <w:i/>
-          <w:color w:val="4B5563"/>
-          <w:sz w:val="21"/>
-        </w:rPr>
-        <w:t>中文说明：随着样本量增大，各统计量逐步稳定。</w:t>
-      </w:r>
-      <w:r>
-        <w:rPr>
-          <w:rFonts w:eastAsia="微软雅黑"/>
-          <w:i/>
-          <w:color w:val="4B5563"/>
-          <w:sz w:val="21"/>
-        </w:rPr>
-        <w:t xml:space="preserve">n=300 </w:t>
-      </w:r>
-      <w:r>
-        <w:rPr>
-          <w:rFonts w:eastAsia="微软雅黑"/>
-          <w:i/>
-          <w:color w:val="4B5563"/>
-          <w:sz w:val="21"/>
-        </w:rPr>
-        <w:t>时均值约为</w:t>
-      </w:r>
-      <w:r>
-        <w:rPr>
-          <w:rFonts w:eastAsia="微软雅黑"/>
-          <w:i/>
-          <w:color w:val="4B5563"/>
-          <w:sz w:val="21"/>
-        </w:rPr>
-        <w:t xml:space="preserve"> 19.59075</w:t>
-      </w:r>
-      <w:r>
-        <w:rPr>
-          <w:rFonts w:eastAsia="微软雅黑"/>
-          <w:i/>
-          <w:color w:val="4B5563"/>
-          <w:sz w:val="21"/>
-        </w:rPr>
-        <w:t>，</w:t>
-      </w:r>
-      <w:r>
-        <w:rPr>
-          <w:rFonts w:eastAsia="微软雅黑"/>
-          <w:i/>
-          <w:color w:val="4B5563"/>
-          <w:sz w:val="21"/>
-        </w:rPr>
-        <w:t xml:space="preserve">95% </w:t>
-      </w:r>
-      <w:r>
-        <w:rPr>
-          <w:rFonts w:eastAsia="微软雅黑"/>
-          <w:i/>
-          <w:color w:val="4B5563"/>
-          <w:sz w:val="21"/>
-        </w:rPr>
-        <w:t>置信半区间缩小到</w:t>
-      </w:r>
-      <w:r>
-        <w:rPr>
-          <w:rFonts w:eastAsia="微软雅黑"/>
-          <w:i/>
-          <w:color w:val="4B5563"/>
-          <w:sz w:val="21"/>
-        </w:rPr>
-        <w:t xml:space="preserve"> ±3.89518</w:t>
-      </w:r>
-      <w:r>
-        <w:rPr>
-          <w:rFonts w:eastAsia="微软雅黑"/>
-          <w:i/>
-          <w:color w:val="4B5563"/>
-          <w:sz w:val="21"/>
-        </w:rPr>
-        <w:t>，说明均值估计的精度提高。</w:t>
       </w:r>
     </w:p>
     <w:p>
@@ -5934,40 +5975,6 @@
       </w:r>
       <w:r>
         <w:t>На графике отсутствует устойчивое возрастание, убывание или повторяющийся период. Большинство наблюдений невелики, но встречаются редкие выбросы до 283,17, поэтому последовательность имеет выраженную правостороннюю асимметрию.</w:t>
-      </w:r>
-    </w:p>
-    <w:p>
-      <w:pPr>
-        <w:keepLines/>
-        <w:spacing w:before="40" w:after="140"/>
-        <w:jc w:val="both"/>
-      </w:pPr>
-      <w:r>
-        <w:rPr>
-          <w:rFonts w:eastAsia="微软雅黑"/>
-          <w:i/>
-          <w:color w:val="4B5563"/>
-          <w:sz w:val="21"/>
-        </w:rPr>
-        <w:t>中文说明：序列没有持续上升、下降或明显周期。多数值较小，但存在最高约</w:t>
-      </w:r>
-      <w:r>
-        <w:rPr>
-          <w:rFonts w:eastAsia="微软雅黑"/>
-          <w:i/>
-          <w:color w:val="4B5563"/>
-          <w:sz w:val="21"/>
-        </w:rPr>
-        <w:t xml:space="preserve"> 283.17 </w:t>
-      </w:r>
-      <w:r>
-        <w:rPr>
-          <w:rFonts w:eastAsia="微软雅黑"/>
-          <w:i/>
-          <w:color w:val="4B5563"/>
-          <w:sz w:val="21"/>
-        </w:rPr>
-        <w:t>的少量尖峰，因此分布呈明显右偏。</w:t>
       </w:r>
     </w:p>
     <w:p>
@@ -6423,26 +6430,27 @@
         <w:tblLook w:val="04A0" w:firstRow="1" w:lastRow="0" w:firstColumn="1" w:lastColumn="0" w:noHBand="0" w:noVBand="1"/>
       </w:tblPr>
       <w:tblGrid>
-        <w:gridCol w:w="1512"/>
-        <w:gridCol w:w="878"/>
-        <w:gridCol w:w="878"/>
-        <w:gridCol w:w="878"/>
-        <w:gridCol w:w="878"/>
-        <w:gridCol w:w="878"/>
-        <w:gridCol w:w="878"/>
-        <w:gridCol w:w="878"/>
-        <w:gridCol w:w="878"/>
-        <w:gridCol w:w="878"/>
-        <w:gridCol w:w="878"/>
+        <w:gridCol w:w="1507"/>
+        <w:gridCol w:w="875"/>
+        <w:gridCol w:w="875"/>
+        <w:gridCol w:w="875"/>
+        <w:gridCol w:w="875"/>
+        <w:gridCol w:w="875"/>
+        <w:gridCol w:w="875"/>
+        <w:gridCol w:w="875"/>
+        <w:gridCol w:w="875"/>
+        <w:gridCol w:w="875"/>
+        <w:gridCol w:w="875"/>
       </w:tblGrid>
       <w:tr>
         <w:trPr>
+          <w:trHeight w:val="339"/>
           <w:tblHeader/>
           <w:jc w:val="center"/>
         </w:trPr>
         <w:tc>
           <w:tcPr>
-            <w:tcW w:w="1512" w:type="dxa"/>
+            <w:tcW w:w="1507" w:type="dxa"/>
             <w:shd w:val="clear" w:color="auto" w:fill="E7E6E6"/>
             <w:tcMar>
               <w:top w:w="45" w:type="dxa"/>
@@ -6468,7 +6476,7 @@
         </w:tc>
         <w:tc>
           <w:tcPr>
-            <w:tcW w:w="878" w:type="dxa"/>
+            <w:tcW w:w="875" w:type="dxa"/>
             <w:shd w:val="clear" w:color="auto" w:fill="E7E6E6"/>
             <w:tcMar>
               <w:top w:w="45" w:type="dxa"/>
@@ -6494,7 +6502,7 @@
         </w:tc>
         <w:tc>
           <w:tcPr>
-            <w:tcW w:w="878" w:type="dxa"/>
+            <w:tcW w:w="875" w:type="dxa"/>
             <w:shd w:val="clear" w:color="auto" w:fill="E7E6E6"/>
             <w:tcMar>
               <w:top w:w="45" w:type="dxa"/>
@@ -6520,7 +6528,7 @@
         </w:tc>
         <w:tc>
           <w:tcPr>
-            <w:tcW w:w="878" w:type="dxa"/>
+            <w:tcW w:w="875" w:type="dxa"/>
             <w:shd w:val="clear" w:color="auto" w:fill="E7E6E6"/>
             <w:tcMar>
               <w:top w:w="45" w:type="dxa"/>
@@ -6546,7 +6554,7 @@
         </w:tc>
         <w:tc>
           <w:tcPr>
-            <w:tcW w:w="878" w:type="dxa"/>
+            <w:tcW w:w="875" w:type="dxa"/>
             <w:shd w:val="clear" w:color="auto" w:fill="E7E6E6"/>
             <w:tcMar>
               <w:top w:w="45" w:type="dxa"/>
@@ -6572,7 +6580,7 @@
         </w:tc>
         <w:tc>
           <w:tcPr>
-            <w:tcW w:w="878" w:type="dxa"/>
+            <w:tcW w:w="875" w:type="dxa"/>
             <w:shd w:val="clear" w:color="auto" w:fill="E7E6E6"/>
             <w:tcMar>
               <w:top w:w="45" w:type="dxa"/>
@@ -6598,7 +6606,7 @@
         </w:tc>
         <w:tc>
           <w:tcPr>
-            <w:tcW w:w="878" w:type="dxa"/>
+            <w:tcW w:w="875" w:type="dxa"/>
             <w:shd w:val="clear" w:color="auto" w:fill="E7E6E6"/>
             <w:tcMar>
               <w:top w:w="45" w:type="dxa"/>
@@ -6624,7 +6632,7 @@
         </w:tc>
         <w:tc>
           <w:tcPr>
-            <w:tcW w:w="878" w:type="dxa"/>
+            <w:tcW w:w="875" w:type="dxa"/>
             <w:shd w:val="clear" w:color="auto" w:fill="E7E6E6"/>
             <w:tcMar>
               <w:top w:w="45" w:type="dxa"/>
@@ -6650,7 +6658,7 @@
         </w:tc>
         <w:tc>
           <w:tcPr>
-            <w:tcW w:w="878" w:type="dxa"/>
+            <w:tcW w:w="875" w:type="dxa"/>
             <w:shd w:val="clear" w:color="auto" w:fill="E7E6E6"/>
             <w:tcMar>
               <w:top w:w="45" w:type="dxa"/>
@@ -6676,7 +6684,7 @@
         </w:tc>
         <w:tc>
           <w:tcPr>
-            <w:tcW w:w="878" w:type="dxa"/>
+            <w:tcW w:w="875" w:type="dxa"/>
             <w:shd w:val="clear" w:color="auto" w:fill="E7E6E6"/>
             <w:tcMar>
               <w:top w:w="45" w:type="dxa"/>
@@ -6702,7 +6710,7 @@
         </w:tc>
         <w:tc>
           <w:tcPr>
-            <w:tcW w:w="878" w:type="dxa"/>
+            <w:tcW w:w="875" w:type="dxa"/>
             <w:shd w:val="clear" w:color="auto" w:fill="E7E6E6"/>
             <w:tcMar>
               <w:top w:w="45" w:type="dxa"/>
@@ -6729,11 +6737,12 @@
       </w:tr>
       <w:tr>
         <w:trPr>
+          <w:trHeight w:val="359"/>
           <w:jc w:val="center"/>
         </w:trPr>
         <w:tc>
           <w:tcPr>
-            <w:tcW w:w="1512" w:type="dxa"/>
+            <w:tcW w:w="1507" w:type="dxa"/>
             <w:tcMar>
               <w:top w:w="45" w:type="dxa"/>
               <w:left w:w="55" w:type="dxa"/>
@@ -6757,7 +6766,7 @@
         </w:tc>
         <w:tc>
           <w:tcPr>
-            <w:tcW w:w="878" w:type="dxa"/>
+            <w:tcW w:w="875" w:type="dxa"/>
             <w:tcMar>
               <w:top w:w="45" w:type="dxa"/>
               <w:left w:w="55" w:type="dxa"/>
@@ -6781,7 +6790,7 @@
         </w:tc>
         <w:tc>
           <w:tcPr>
-            <w:tcW w:w="878" w:type="dxa"/>
+            <w:tcW w:w="875" w:type="dxa"/>
             <w:tcMar>
               <w:top w:w="45" w:type="dxa"/>
               <w:left w:w="55" w:type="dxa"/>
@@ -6805,7 +6814,7 @@
         </w:tc>
         <w:tc>
           <w:tcPr>
-            <w:tcW w:w="878" w:type="dxa"/>
+            <w:tcW w:w="875" w:type="dxa"/>
             <w:tcMar>
               <w:top w:w="45" w:type="dxa"/>
               <w:left w:w="55" w:type="dxa"/>
@@ -6829,7 +6838,7 @@
         </w:tc>
         <w:tc>
           <w:tcPr>
-            <w:tcW w:w="878" w:type="dxa"/>
+            <w:tcW w:w="875" w:type="dxa"/>
             <w:tcMar>
               <w:top w:w="45" w:type="dxa"/>
               <w:left w:w="55" w:type="dxa"/>
@@ -6853,7 +6862,7 @@
         </w:tc>
         <w:tc>
           <w:tcPr>
-            <w:tcW w:w="878" w:type="dxa"/>
+            <w:tcW w:w="875" w:type="dxa"/>
             <w:tcMar>
               <w:top w:w="45" w:type="dxa"/>
               <w:left w:w="55" w:type="dxa"/>
@@ -6877,7 +6886,7 @@
         </w:tc>
         <w:tc>
           <w:tcPr>
-            <w:tcW w:w="878" w:type="dxa"/>
+            <w:tcW w:w="875" w:type="dxa"/>
             <w:tcMar>
               <w:top w:w="45" w:type="dxa"/>
               <w:left w:w="55" w:type="dxa"/>
@@ -6901,7 +6910,7 @@
         </w:tc>
         <w:tc>
           <w:tcPr>
-            <w:tcW w:w="878" w:type="dxa"/>
+            <w:tcW w:w="875" w:type="dxa"/>
             <w:tcMar>
               <w:top w:w="45" w:type="dxa"/>
               <w:left w:w="55" w:type="dxa"/>
@@ -6925,7 +6934,7 @@
         </w:tc>
         <w:tc>
           <w:tcPr>
-            <w:tcW w:w="878" w:type="dxa"/>
+            <w:tcW w:w="875" w:type="dxa"/>
             <w:tcMar>
               <w:top w:w="45" w:type="dxa"/>
               <w:left w:w="55" w:type="dxa"/>
@@ -6949,7 +6958,7 @@
         </w:tc>
         <w:tc>
           <w:tcPr>
-            <w:tcW w:w="878" w:type="dxa"/>
+            <w:tcW w:w="875" w:type="dxa"/>
             <w:tcMar>
               <w:top w:w="45" w:type="dxa"/>
               <w:left w:w="55" w:type="dxa"/>
@@ -6973,7 +6982,7 @@
         </w:tc>
         <w:tc>
           <w:tcPr>
-            <w:tcW w:w="878" w:type="dxa"/>
+            <w:tcW w:w="875" w:type="dxa"/>
             <w:tcMar>
               <w:top w:w="45" w:type="dxa"/>
               <w:left w:w="55" w:type="dxa"/>
@@ -7091,130 +7100,6 @@
     <w:p>
       <w:pPr>
         <w:keepLines/>
-        <w:spacing w:before="40" w:after="140"/>
-        <w:jc w:val="both"/>
-      </w:pPr>
-      <w:r>
-        <w:rPr>
-          <w:rFonts w:eastAsia="微软雅黑"/>
-          <w:i/>
-          <w:color w:val="4B5563"/>
-          <w:sz w:val="21"/>
-        </w:rPr>
-        <w:t>中文说明：随机序列的近似</w:t>
-      </w:r>
-      <w:r>
-        <w:rPr>
-          <w:rFonts w:eastAsia="微软雅黑"/>
-          <w:i/>
-          <w:color w:val="4B5563"/>
-          <w:sz w:val="21"/>
-        </w:rPr>
-        <w:t xml:space="preserve"> 95% </w:t>
-      </w:r>
-      <w:r>
-        <w:rPr>
-          <w:rFonts w:eastAsia="微软雅黑"/>
-          <w:i/>
-          <w:color w:val="4B5563"/>
-          <w:sz w:val="21"/>
-        </w:rPr>
-        <w:t>界限为</w:t>
-      </w:r>
-      <w:r>
-        <w:rPr>
-          <w:rFonts w:eastAsia="微软雅黑"/>
-          <w:i/>
-          <w:color w:val="4B5563"/>
-          <w:sz w:val="21"/>
-        </w:rPr>
-        <w:t xml:space="preserve"> ±0.1132</w:t>
-      </w:r>
-      <w:r>
-        <w:rPr>
-          <w:rFonts w:eastAsia="微软雅黑"/>
-          <w:i/>
-          <w:color w:val="4B5563"/>
-          <w:sz w:val="21"/>
-        </w:rPr>
-        <w:t>。</w:t>
-      </w:r>
-      <w:r>
-        <w:rPr>
-          <w:rFonts w:eastAsia="微软雅黑"/>
-          <w:i/>
-          <w:color w:val="4B5563"/>
-          <w:sz w:val="21"/>
-        </w:rPr>
-        <w:t xml:space="preserve">10 </w:t>
-      </w:r>
-      <w:r>
-        <w:rPr>
-          <w:rFonts w:eastAsia="微软雅黑"/>
-          <w:i/>
-          <w:color w:val="4B5563"/>
-          <w:sz w:val="21"/>
-        </w:rPr>
-        <w:t>个滞后中有</w:t>
-      </w:r>
-      <w:r>
-        <w:rPr>
-          <w:rFonts w:eastAsia="微软雅黑"/>
-          <w:i/>
-          <w:color w:val="4B5563"/>
-          <w:sz w:val="21"/>
-        </w:rPr>
-        <w:t xml:space="preserve"> 9 </w:t>
-      </w:r>
-      <w:r>
-        <w:rPr>
-          <w:rFonts w:eastAsia="微软雅黑"/>
-          <w:i/>
-          <w:color w:val="4B5563"/>
-          <w:sz w:val="21"/>
-        </w:rPr>
-        <w:t>个位于界限内，但第</w:t>
-      </w:r>
-      <w:r>
-        <w:rPr>
-          <w:rFonts w:eastAsia="微软雅黑"/>
-          <w:i/>
-          <w:color w:val="4B5563"/>
-          <w:sz w:val="21"/>
-        </w:rPr>
-        <w:t xml:space="preserve"> 7 </w:t>
-      </w:r>
-      <w:r>
-        <w:rPr>
-          <w:rFonts w:eastAsia="微软雅黑"/>
-          <w:i/>
-          <w:color w:val="4B5563"/>
-          <w:sz w:val="21"/>
-        </w:rPr>
-        <w:t>阶自相关为</w:t>
-      </w:r>
-      <w:r>
-        <w:rPr>
-          <w:rFonts w:eastAsia="微软雅黑"/>
-          <w:i/>
-          <w:color w:val="4B5563"/>
-          <w:sz w:val="21"/>
-        </w:rPr>
-        <w:t xml:space="preserve"> 0.1585</w:t>
-      </w:r>
-      <w:r>
-        <w:rPr>
-          <w:rFonts w:eastAsia="微软雅黑"/>
-          <w:i/>
-          <w:color w:val="4B5563"/>
-          <w:sz w:val="21"/>
-        </w:rPr>
-        <w:t>，超过上界。因此没有稳定周期，但不能仅凭该结果完全确认所有观测相互独立。</w:t>
-      </w:r>
-    </w:p>
-    <w:p>
-      <w:pPr>
-        <w:keepLines/>
         <w:pageBreakBefore/>
         <w:spacing w:before="160" w:after="120"/>
       </w:pPr>
@@ -9365,94 +9250,6 @@
       </w:r>
       <w:r>
         <w:t>В первый интервал от 0,05 до 15,78 попало 236 из 300 наблюдений (78,7%). Длинный правый хвост и коэффициент вариации v = 1,75704 &gt; 1 исключают равномерную и обычную экспоненциальную модели и указывают на гиперэкспоненциальный закон.</w:t>
-      </w:r>
-    </w:p>
-    <w:p>
-      <w:pPr>
-        <w:keepLines/>
-        <w:spacing w:before="40" w:after="140"/>
-        <w:jc w:val="both"/>
-      </w:pPr>
-      <w:r>
-        <w:rPr>
-          <w:rFonts w:eastAsia="微软雅黑"/>
-          <w:i/>
-          <w:color w:val="4B5563"/>
-          <w:sz w:val="21"/>
-        </w:rPr>
-        <w:t>中文说明：首个区间包含</w:t>
-      </w:r>
-      <w:r>
-        <w:rPr>
-          <w:rFonts w:eastAsia="微软雅黑"/>
-          <w:i/>
-          <w:color w:val="4B5563"/>
-          <w:sz w:val="21"/>
-        </w:rPr>
-        <w:t xml:space="preserve"> 236 </w:t>
-      </w:r>
-      <w:r>
-        <w:rPr>
-          <w:rFonts w:eastAsia="微软雅黑"/>
-          <w:i/>
-          <w:color w:val="4B5563"/>
-          <w:sz w:val="21"/>
-        </w:rPr>
-        <w:t>个观测值，占</w:t>
-      </w:r>
-      <w:r>
-        <w:rPr>
-          <w:rFonts w:eastAsia="微软雅黑"/>
-          <w:i/>
-          <w:color w:val="4B5563"/>
-          <w:sz w:val="21"/>
-        </w:rPr>
-        <w:t xml:space="preserve"> 78.7%</w:t>
-      </w:r>
-      <w:r>
-        <w:rPr>
-          <w:rFonts w:eastAsia="微软雅黑"/>
-          <w:i/>
-          <w:color w:val="4B5563"/>
-          <w:sz w:val="21"/>
-        </w:rPr>
-        <w:t>；同时右侧存在长尾，且变异系数</w:t>
-      </w:r>
-      <w:r>
-        <w:rPr>
-          <w:rFonts w:eastAsia="微软雅黑"/>
-          <w:i/>
-          <w:color w:val="4B5563"/>
-          <w:sz w:val="21"/>
-        </w:rPr>
-        <w:t xml:space="preserve"> 1.75704 </w:t>
-      </w:r>
-      <w:r>
-        <w:rPr>
-          <w:rFonts w:eastAsia="微软雅黑"/>
-          <w:i/>
-          <w:color w:val="4B5563"/>
-          <w:sz w:val="21"/>
-        </w:rPr>
-        <w:t>大于</w:t>
-      </w:r>
-      <w:r>
-        <w:rPr>
-          <w:rFonts w:eastAsia="微软雅黑"/>
-          <w:i/>
-          <w:color w:val="4B5563"/>
-          <w:sz w:val="21"/>
-        </w:rPr>
-        <w:t xml:space="preserve"> 1</w:t>
-      </w:r>
-      <w:r>
-        <w:rPr>
-          <w:rFonts w:eastAsia="微软雅黑"/>
-          <w:i/>
-          <w:color w:val="4B5563"/>
-          <w:sz w:val="21"/>
-        </w:rPr>
-        <w:t>，因此选择超指数分布更合适。</w:t>
       </w:r>
     </w:p>
     <w:p>
@@ -9881,160 +9678,138 @@
       <w:pPr>
         <w:spacing w:after="40"/>
         <w:jc w:val="both"/>
+        <w:rPr>
+          <w:rFonts w:ascii="Cambria Math" w:hAnsi="Cambria Math"/>
+          <w:oMath/>
+        </w:rPr>
       </w:pPr>
-      <w:r>
-        <w:rPr>
-          <w:sz w:val="26"/>
-        </w:rPr>
-        <w:t>t₁ = [1 + √((1 - 0,3)/(2·0,3)·(v² - 1))]·t = 50,161340.</w:t>
-      </w:r>
+      <m:oMathPara>
+        <m:oMath>
+          <m:r>
+            <w:rPr>
+              <w:rFonts w:ascii="Cambria Math" w:hAnsi="Cambria Math"/>
+              <w:sz w:val="26"/>
+            </w:rPr>
+            <m:t xml:space="preserve">t₁ = [1 + </m:t>
+          </m:r>
+          <m:rad>
+            <m:radPr>
+              <m:degHide m:val="1"/>
+              <m:ctrlPr>
+                <w:rPr>
+                  <w:rFonts w:ascii="Cambria Math" w:hAnsi="Cambria Math"/>
+                  <w:i/>
+                  <w:sz w:val="26"/>
+                </w:rPr>
+              </m:ctrlPr>
+            </m:radPr>
+            <m:deg/>
+            <m:e>
+              <m:r>
+                <w:rPr>
+                  <w:rFonts w:ascii="Cambria Math" w:hAnsi="Cambria Math"/>
+                  <w:sz w:val="26"/>
+                </w:rPr>
+                <m:t>(</m:t>
+              </m:r>
+              <m:f>
+                <m:fPr>
+                  <m:ctrlPr>
+                    <w:rPr>
+                      <w:rFonts w:ascii="Cambria Math" w:hAnsi="Cambria Math"/>
+                      <w:i/>
+                      <w:sz w:val="26"/>
+                    </w:rPr>
+                  </m:ctrlPr>
+                </m:fPr>
+                <m:num>
+                  <m:r>
+                    <w:rPr>
+                      <w:rFonts w:ascii="Cambria Math" w:hAnsi="Cambria Math"/>
+                      <w:sz w:val="26"/>
+                    </w:rPr>
+                    <m:t>1 - 0,3</m:t>
+                  </m:r>
+                </m:num>
+                <m:den>
+                  <m:r>
+                    <w:rPr>
+                      <w:rFonts w:ascii="Cambria Math" w:hAnsi="Cambria Math"/>
+                      <w:sz w:val="26"/>
+                    </w:rPr>
+                    <m:t>(2·0,3)</m:t>
+                  </m:r>
+                </m:den>
+              </m:f>
+              <m:r>
+                <w:rPr>
+                  <w:rFonts w:ascii="Cambria Math" w:hAnsi="Cambria Math"/>
+                  <w:sz w:val="26"/>
+                </w:rPr>
+                <m:t>·(v² - 1))</m:t>
+              </m:r>
+            </m:e>
+          </m:rad>
+          <m:r>
+            <w:rPr>
+              <w:rFonts w:ascii="Cambria Math" w:hAnsi="Cambria Math"/>
+              <w:sz w:val="26"/>
+            </w:rPr>
+            <m:t>]·t = 50,161340.</m:t>
+          </m:r>
+        </m:oMath>
+      </m:oMathPara>
     </w:p>
     <w:p>
       <w:pPr>
         <w:spacing w:after="40"/>
         <w:jc w:val="both"/>
+        <w:rPr>
+          <w:rFonts w:ascii="Cambria Math" w:hAnsi="Cambria Math"/>
+          <w:oMath/>
+        </w:rPr>
       </w:pPr>
-      <w:r>
-        <w:rPr>
-          <w:sz w:val="26"/>
-        </w:rPr>
-        <w:t>t₂ = [1 - √(0,3/(2·(1 - 0,3))·(v² - 1))]·t = 6,489068.</w:t>
-      </w:r>
+      <m:oMathPara>
+        <m:oMath>
+          <m:r>
+            <w:rPr>
+              <w:rFonts w:ascii="Cambria Math" w:hAnsi="Cambria Math"/>
+              <w:sz w:val="26"/>
+            </w:rPr>
+            <m:t>t₂ = [1 - √(0,3/(2·(1 - 0,3))·(v² - 1))]·t = 6,489068.</m:t>
+          </m:r>
+        </m:oMath>
+      </m:oMathPara>
     </w:p>
     <w:p>
       <w:pPr>
         <w:spacing w:after="60"/>
         <w:jc w:val="both"/>
+        <w:rPr>
+          <w:rFonts w:eastAsiaTheme="minorEastAsia"/>
+        </w:rPr>
       </w:pPr>
       <w:r>
         <w:rPr>
           <w:sz w:val="25"/>
         </w:rPr>
-        <w:t>Проверка моментов: q·t₁ + (1-q)·t₂ = 19,590749; 2[q·t₁² + (1-q)·t₂²] - t² = 1184,849745.</w:t>
+        <w:t xml:space="preserve">Проверка моментов: </w:t>
       </w:r>
-    </w:p>
-    <w:p>
-      <w:pPr>
-        <w:keepLines/>
-        <w:spacing w:before="40" w:after="100"/>
-        <w:jc w:val="both"/>
-      </w:pPr>
+      <m:oMath>
+        <m:r>
+          <w:rPr>
+            <w:rFonts w:ascii="Cambria Math" w:hAnsi="Cambria Math"/>
+            <w:sz w:val="25"/>
+          </w:rPr>
+          <m:t>q·t₁ + (1-q)·t₂ = 19,590749; 2[q·t₁² + (1-q)·t₂²] - t² = 1184,849745</m:t>
+        </m:r>
+      </m:oMath>
       <w:r>
         <w:rPr>
-          <w:rFonts w:eastAsia="微软雅黑"/>
-          <w:i/>
-          <w:color w:val="4B5563"/>
-          <w:sz w:val="21"/>
-        </w:rPr>
-        <w:t>中文说明：由于</w:t>
-      </w:r>
-      <w:r>
-        <w:rPr>
-          <w:rFonts w:eastAsia="微软雅黑"/>
-          <w:i/>
-          <w:color w:val="4B5563"/>
-          <w:sz w:val="21"/>
-        </w:rPr>
-        <w:t xml:space="preserve"> v&gt;1</w:t>
-      </w:r>
-      <w:r>
-        <w:rPr>
-          <w:rFonts w:eastAsia="微软雅黑"/>
-          <w:i/>
-          <w:color w:val="4B5563"/>
-          <w:sz w:val="21"/>
-        </w:rPr>
-        <w:t>，采用二相超指数分布</w:t>
-      </w:r>
-      <w:r>
-        <w:rPr>
-          <w:rFonts w:eastAsia="微软雅黑"/>
-          <w:i/>
-          <w:color w:val="4B5563"/>
-          <w:sz w:val="21"/>
-        </w:rPr>
-        <w:t xml:space="preserve"> H₂</w:t>
-      </w:r>
-      <w:r>
-        <w:rPr>
-          <w:rFonts w:eastAsia="微软雅黑"/>
-          <w:i/>
-          <w:color w:val="4B5563"/>
-          <w:sz w:val="21"/>
-        </w:rPr>
-        <w:t>。取</w:t>
-      </w:r>
-      <w:r>
-        <w:rPr>
-          <w:rFonts w:eastAsia="微软雅黑"/>
-          <w:i/>
-          <w:color w:val="4B5563"/>
-          <w:sz w:val="21"/>
-        </w:rPr>
-        <w:t xml:space="preserve"> q=0.3</w:t>
-      </w:r>
-      <w:r>
-        <w:rPr>
-          <w:rFonts w:eastAsia="微软雅黑"/>
-          <w:i/>
-          <w:color w:val="4B5563"/>
-          <w:sz w:val="21"/>
-        </w:rPr>
-        <w:t>，计算得到</w:t>
-      </w:r>
-      <w:r>
-        <w:rPr>
-          <w:rFonts w:eastAsia="微软雅黑"/>
-          <w:i/>
-          <w:color w:val="4B5563"/>
-          <w:sz w:val="21"/>
-        </w:rPr>
-        <w:t xml:space="preserve"> t₁=50.16134</w:t>
-      </w:r>
-      <w:r>
-        <w:rPr>
-          <w:rFonts w:eastAsia="微软雅黑"/>
-          <w:i/>
-          <w:color w:val="4B5563"/>
-          <w:sz w:val="21"/>
-        </w:rPr>
-        <w:t>、</w:t>
-      </w:r>
-      <w:r>
-        <w:rPr>
-          <w:rFonts w:eastAsia="微软雅黑"/>
-          <w:i/>
-          <w:color w:val="4B5563"/>
-          <w:sz w:val="21"/>
-        </w:rPr>
-        <w:t>t₂=6.48907</w:t>
-      </w:r>
-      <w:r>
-        <w:rPr>
-          <w:rFonts w:eastAsia="微软雅黑"/>
-          <w:i/>
-          <w:color w:val="4B5563"/>
-          <w:sz w:val="21"/>
-        </w:rPr>
-        <w:t>。代回后理论均值和方差与</w:t>
-      </w:r>
-      <w:r>
-        <w:rPr>
-          <w:rFonts w:eastAsia="微软雅黑"/>
-          <w:i/>
-          <w:color w:val="4B5563"/>
-          <w:sz w:val="21"/>
-        </w:rPr>
-        <w:t xml:space="preserve"> n=300 </w:t>
-      </w:r>
-      <w:r>
-        <w:rPr>
-          <w:rFonts w:eastAsia="微软雅黑"/>
-          <w:i/>
-          <w:color w:val="4B5563"/>
-          <w:sz w:val="21"/>
-        </w:rPr>
-        <w:t>的样本矩一致。</w:t>
+          <w:rFonts w:ascii="SimSun" w:eastAsia="SimSun" w:hAnsi="SimSun" w:cs="SimSun" w:hint="eastAsia"/>
+          <w:sz w:val="25"/>
+        </w:rPr>
+        <w:t>.</w:t>
       </w:r>
     </w:p>
     <w:p>
@@ -10059,78 +9834,6 @@
         <w:spacing w:before="40" w:after="140"/>
         <w:jc w:val="both"/>
       </w:pPr>
-      <w:r>
-        <w:rPr>
-          <w:rFonts w:eastAsia="微软雅黑"/>
-          <w:i/>
-          <w:color w:val="4B5563"/>
-          <w:sz w:val="21"/>
-        </w:rPr>
-        <w:t>中文说明：拟合模型是两个指数分布的混合：以</w:t>
-      </w:r>
-      <w:r>
-        <w:rPr>
-          <w:rFonts w:eastAsia="微软雅黑"/>
-          <w:i/>
-          <w:color w:val="4B5563"/>
-          <w:sz w:val="21"/>
-        </w:rPr>
-        <w:t xml:space="preserve"> 0.3 </w:t>
-      </w:r>
-      <w:r>
-        <w:rPr>
-          <w:rFonts w:eastAsia="微软雅黑"/>
-          <w:i/>
-          <w:color w:val="4B5563"/>
-          <w:sz w:val="21"/>
-        </w:rPr>
-        <w:t>的概率使用均值</w:t>
-      </w:r>
-      <w:r>
-        <w:rPr>
-          <w:rFonts w:eastAsia="微软雅黑"/>
-          <w:i/>
-          <w:color w:val="4B5563"/>
-          <w:sz w:val="21"/>
-        </w:rPr>
-        <w:t xml:space="preserve"> t₁</w:t>
-      </w:r>
-      <w:r>
-        <w:rPr>
-          <w:rFonts w:eastAsia="微软雅黑"/>
-          <w:i/>
-          <w:color w:val="4B5563"/>
-          <w:sz w:val="21"/>
-        </w:rPr>
-        <w:t>，以</w:t>
-      </w:r>
-      <w:r>
-        <w:rPr>
-          <w:rFonts w:eastAsia="微软雅黑"/>
-          <w:i/>
-          <w:color w:val="4B5563"/>
-          <w:sz w:val="21"/>
-        </w:rPr>
-        <w:t xml:space="preserve"> 0.7 </w:t>
-      </w:r>
-      <w:r>
-        <w:rPr>
-          <w:rFonts w:eastAsia="微软雅黑"/>
-          <w:i/>
-          <w:color w:val="4B5563"/>
-          <w:sz w:val="21"/>
-        </w:rPr>
-        <w:t>的概率使用均值</w:t>
-      </w:r>
-      <w:r>
-        <w:rPr>
-          <w:rFonts w:eastAsia="微软雅黑"/>
-          <w:i/>
-          <w:color w:val="4B5563"/>
-          <w:sz w:val="21"/>
-        </w:rPr>
-        <w:t xml:space="preserve"> t₂</w:t>
-      </w:r>
       <w:r>
         <w:rPr>
           <w:rFonts w:eastAsia="微软雅黑"/>
@@ -10565,7 +10268,7 @@
           <w:b/>
           <w:sz w:val="25"/>
         </w:rPr>
-        <w:t xml:space="preserve">1. </w:t>
+        <w:t>1.</w:t>
       </w:r>
       <w:r>
         <w:rPr>
@@ -10640,107 +10343,6 @@
         <w:ind w:left="360" w:hanging="288"/>
         <w:jc w:val="both"/>
       </w:pPr>
-      <w:r>
-        <w:rPr>
-          <w:b/>
-          <w:sz w:val="25"/>
-        </w:rPr>
-        <w:t xml:space="preserve">5. </w:t>
-      </w:r>
-      <w:r>
-        <w:rPr>
-          <w:sz w:val="25"/>
-        </w:rPr>
-        <w:t>Для защиты в Excel ту же операцию выполняет формула =ЕСЛИ(A2&lt;$F$2;$H$1;$H$2)*(-ЛН(1-B2)), где A2 и B2 содержат U₁ и U₂.</w:t>
-      </w:r>
-    </w:p>
-    <w:p>
-      <w:pPr>
-        <w:keepLines/>
-        <w:spacing w:before="40" w:after="100"/>
-        <w:jc w:val="both"/>
-      </w:pPr>
-      <w:r>
-        <w:rPr>
-          <w:rFonts w:eastAsia="微软雅黑"/>
-          <w:i/>
-          <w:color w:val="4B5563"/>
-          <w:sz w:val="21"/>
-        </w:rPr>
-        <w:t>中文说明：固定随机种子</w:t>
-      </w:r>
-      <w:r>
-        <w:rPr>
-          <w:rFonts w:eastAsia="微软雅黑"/>
-          <w:i/>
-          <w:color w:val="4B5563"/>
-          <w:sz w:val="21"/>
-        </w:rPr>
-        <w:t xml:space="preserve"> 11501 </w:t>
-      </w:r>
-      <w:r>
-        <w:rPr>
-          <w:rFonts w:eastAsia="微软雅黑"/>
-          <w:i/>
-          <w:color w:val="4B5563"/>
-          <w:sz w:val="21"/>
-        </w:rPr>
-        <w:t>使本报告中的</w:t>
-      </w:r>
-      <w:r>
-        <w:rPr>
-          <w:rFonts w:eastAsia="微软雅黑"/>
-          <w:i/>
-          <w:color w:val="4B5563"/>
-          <w:sz w:val="21"/>
-        </w:rPr>
-        <w:t xml:space="preserve"> 300 </w:t>
-      </w:r>
-      <w:r>
-        <w:rPr>
-          <w:rFonts w:eastAsia="微软雅黑"/>
-          <w:i/>
-          <w:color w:val="4B5563"/>
-          <w:sz w:val="21"/>
-        </w:rPr>
-        <w:t>个生成值能够复现。每个值先按</w:t>
-      </w:r>
-      <w:r>
-        <w:rPr>
-          <w:rFonts w:eastAsia="微软雅黑"/>
-          <w:i/>
-          <w:color w:val="4B5563"/>
-          <w:sz w:val="21"/>
-        </w:rPr>
-        <w:t xml:space="preserve"> U₁ </w:t>
-      </w:r>
-      <w:r>
-        <w:rPr>
-          <w:rFonts w:eastAsia="微软雅黑"/>
-          <w:i/>
-          <w:color w:val="4B5563"/>
-          <w:sz w:val="21"/>
-        </w:rPr>
-        <w:t>选择一个指数分量，再用</w:t>
-      </w:r>
-      <w:r>
-        <w:rPr>
-          <w:rFonts w:eastAsia="微软雅黑"/>
-          <w:i/>
-          <w:color w:val="4B5563"/>
-          <w:sz w:val="21"/>
-        </w:rPr>
-        <w:t xml:space="preserve"> -t·ln(1-U₂) </w:t>
-      </w:r>
-      <w:r>
-        <w:rPr>
-          <w:rFonts w:eastAsia="微软雅黑"/>
-          <w:i/>
-          <w:color w:val="4B5563"/>
-          <w:sz w:val="21"/>
-        </w:rPr>
-        <w:t>生成。</w:t>
-      </w:r>
     </w:p>
     <w:p>
       <w:pPr>
@@ -10822,22 +10424,6 @@
     <w:p>
       <w:pPr>
         <w:keepLines/>
-        <w:spacing w:before="40" w:after="140"/>
-        <w:jc w:val="both"/>
-      </w:pPr>
-      <w:r>
-        <w:rPr>
-          <w:rFonts w:eastAsia="微软雅黑"/>
-          <w:i/>
-          <w:color w:val="4B5563"/>
-          <w:sz w:val="21"/>
-        </w:rPr>
-        <w:t>中文说明：该算法按拟合后的混合分布生成独立值；使用相同随机种子时，结果可以完全复现。</w:t>
-      </w:r>
-    </w:p>
-    <w:p>
-      <w:pPr>
-        <w:keepLines/>
         <w:pageBreakBefore/>
         <w:spacing w:before="160" w:after="120"/>
       </w:pPr>
@@ -10879,23 +10465,24 @@
         <w:tblLook w:val="04A0" w:firstRow="1" w:lastRow="0" w:firstColumn="1" w:lastColumn="0" w:noHBand="0" w:noVBand="1"/>
       </w:tblPr>
       <w:tblGrid>
-        <w:gridCol w:w="1987"/>
+        <w:gridCol w:w="1988"/>
         <w:gridCol w:w="792"/>
-        <w:gridCol w:w="1267"/>
-        <w:gridCol w:w="1267"/>
-        <w:gridCol w:w="1267"/>
-        <w:gridCol w:w="1267"/>
-        <w:gridCol w:w="1267"/>
-        <w:gridCol w:w="1267"/>
+        <w:gridCol w:w="1268"/>
+        <w:gridCol w:w="1268"/>
+        <w:gridCol w:w="1268"/>
+        <w:gridCol w:w="1268"/>
+        <w:gridCol w:w="1268"/>
+        <w:gridCol w:w="1269"/>
       </w:tblGrid>
       <w:tr>
         <w:trPr>
+          <w:trHeight w:val="280"/>
           <w:tblHeader/>
           <w:jc w:val="center"/>
         </w:trPr>
         <w:tc>
           <w:tcPr>
-            <w:tcW w:w="1987" w:type="dxa"/>
+            <w:tcW w:w="1988" w:type="dxa"/>
             <w:vMerge w:val="restart"/>
             <w:shd w:val="clear" w:color="auto" w:fill="E7E6E6"/>
             <w:tcMar>
@@ -10949,7 +10536,7 @@
         </w:tc>
         <w:tc>
           <w:tcPr>
-            <w:tcW w:w="1267" w:type="dxa"/>
+            <w:tcW w:w="7609" w:type="dxa"/>
             <w:gridSpan w:val="6"/>
             <w:shd w:val="clear" w:color="auto" w:fill="E7E6E6"/>
             <w:tcMar>
@@ -10977,26 +10564,27 @@
       </w:tr>
       <w:tr>
         <w:trPr>
+          <w:trHeight w:val="280"/>
           <w:tblHeader/>
           <w:jc w:val="center"/>
         </w:trPr>
         <w:tc>
           <w:tcPr>
-            <w:tcW w:w="1307" w:type="dxa"/>
+            <w:tcW w:w="1988" w:type="dxa"/>
             <w:vMerge/>
           </w:tcPr>
           <w:p/>
         </w:tc>
         <w:tc>
           <w:tcPr>
-            <w:tcW w:w="1307" w:type="dxa"/>
+            <w:tcW w:w="792" w:type="dxa"/>
             <w:vMerge/>
           </w:tcPr>
           <w:p/>
         </w:tc>
         <w:tc>
           <w:tcPr>
-            <w:tcW w:w="1267" w:type="dxa"/>
+            <w:tcW w:w="1268" w:type="dxa"/>
             <w:shd w:val="clear" w:color="auto" w:fill="E7E6E6"/>
             <w:tcMar>
               <w:top w:w="45" w:type="dxa"/>
@@ -11022,7 +10610,7 @@
         </w:tc>
         <w:tc>
           <w:tcPr>
-            <w:tcW w:w="1267" w:type="dxa"/>
+            <w:tcW w:w="1268" w:type="dxa"/>
             <w:shd w:val="clear" w:color="auto" w:fill="E7E6E6"/>
             <w:tcMar>
               <w:top w:w="45" w:type="dxa"/>
@@ -11048,7 +10636,7 @@
         </w:tc>
         <w:tc>
           <w:tcPr>
-            <w:tcW w:w="1267" w:type="dxa"/>
+            <w:tcW w:w="1268" w:type="dxa"/>
             <w:shd w:val="clear" w:color="auto" w:fill="E7E6E6"/>
             <w:tcMar>
               <w:top w:w="45" w:type="dxa"/>
@@ -11074,7 +10662,7 @@
         </w:tc>
         <w:tc>
           <w:tcPr>
-            <w:tcW w:w="1267" w:type="dxa"/>
+            <w:tcW w:w="1268" w:type="dxa"/>
             <w:shd w:val="clear" w:color="auto" w:fill="E7E6E6"/>
             <w:tcMar>
               <w:top w:w="45" w:type="dxa"/>
@@ -11100,7 +10688,7 @@
         </w:tc>
         <w:tc>
           <w:tcPr>
-            <w:tcW w:w="1267" w:type="dxa"/>
+            <w:tcW w:w="1268" w:type="dxa"/>
             <w:shd w:val="clear" w:color="auto" w:fill="E7E6E6"/>
             <w:tcMar>
               <w:top w:w="45" w:type="dxa"/>
@@ -11126,7 +10714,7 @@
         </w:tc>
         <w:tc>
           <w:tcPr>
-            <w:tcW w:w="1267" w:type="dxa"/>
+            <w:tcW w:w="1268" w:type="dxa"/>
             <w:shd w:val="clear" w:color="auto" w:fill="E7E6E6"/>
             <w:tcMar>
               <w:top w:w="45" w:type="dxa"/>
@@ -11153,11 +10741,12 @@
       </w:tr>
       <w:tr>
         <w:trPr>
+          <w:trHeight w:val="280"/>
           <w:jc w:val="center"/>
         </w:trPr>
         <w:tc>
           <w:tcPr>
-            <w:tcW w:w="1987" w:type="dxa"/>
+            <w:tcW w:w="1988" w:type="dxa"/>
             <w:vMerge w:val="restart"/>
             <w:tcMar>
               <w:top w:w="45" w:type="dxa"/>
@@ -11206,7 +10795,7 @@
         </w:tc>
         <w:tc>
           <w:tcPr>
-            <w:tcW w:w="1267" w:type="dxa"/>
+            <w:tcW w:w="1268" w:type="dxa"/>
             <w:tcMar>
               <w:top w:w="45" w:type="dxa"/>
               <w:left w:w="55" w:type="dxa"/>
@@ -11230,7 +10819,7 @@
         </w:tc>
         <w:tc>
           <w:tcPr>
-            <w:tcW w:w="1267" w:type="dxa"/>
+            <w:tcW w:w="1268" w:type="dxa"/>
             <w:tcMar>
               <w:top w:w="45" w:type="dxa"/>
               <w:left w:w="55" w:type="dxa"/>
@@ -11254,7 +10843,7 @@
         </w:tc>
         <w:tc>
           <w:tcPr>
-            <w:tcW w:w="1267" w:type="dxa"/>
+            <w:tcW w:w="1268" w:type="dxa"/>
             <w:tcMar>
               <w:top w:w="45" w:type="dxa"/>
               <w:left w:w="55" w:type="dxa"/>
@@ -11278,7 +10867,7 @@
         </w:tc>
         <w:tc>
           <w:tcPr>
-            <w:tcW w:w="1267" w:type="dxa"/>
+            <w:tcW w:w="1268" w:type="dxa"/>
             <w:tcMar>
               <w:top w:w="45" w:type="dxa"/>
               <w:left w:w="55" w:type="dxa"/>
@@ -11302,7 +10891,7 @@
         </w:tc>
         <w:tc>
           <w:tcPr>
-            <w:tcW w:w="1267" w:type="dxa"/>
+            <w:tcW w:w="1268" w:type="dxa"/>
             <w:tcMar>
               <w:top w:w="45" w:type="dxa"/>
               <w:left w:w="55" w:type="dxa"/>
@@ -11326,7 +10915,7 @@
         </w:tc>
         <w:tc>
           <w:tcPr>
-            <w:tcW w:w="1267" w:type="dxa"/>
+            <w:tcW w:w="1268" w:type="dxa"/>
             <w:tcMar>
               <w:top w:w="45" w:type="dxa"/>
               <w:left w:w="55" w:type="dxa"/>
@@ -11351,11 +10940,12 @@
       </w:tr>
       <w:tr>
         <w:trPr>
+          <w:trHeight w:val="280"/>
           <w:jc w:val="center"/>
         </w:trPr>
         <w:tc>
           <w:tcPr>
-            <w:tcW w:w="1307" w:type="dxa"/>
+            <w:tcW w:w="1988" w:type="dxa"/>
             <w:vMerge/>
           </w:tcPr>
           <w:p/>
@@ -11386,7 +10976,7 @@
         </w:tc>
         <w:tc>
           <w:tcPr>
-            <w:tcW w:w="1267" w:type="dxa"/>
+            <w:tcW w:w="1268" w:type="dxa"/>
             <w:tcMar>
               <w:top w:w="45" w:type="dxa"/>
               <w:left w:w="55" w:type="dxa"/>
@@ -11410,7 +11000,7 @@
         </w:tc>
         <w:tc>
           <w:tcPr>
-            <w:tcW w:w="1267" w:type="dxa"/>
+            <w:tcW w:w="1268" w:type="dxa"/>
             <w:tcMar>
               <w:top w:w="45" w:type="dxa"/>
               <w:left w:w="55" w:type="dxa"/>
@@ -11434,7 +11024,7 @@
         </w:tc>
         <w:tc>
           <w:tcPr>
-            <w:tcW w:w="1267" w:type="dxa"/>
+            <w:tcW w:w="1268" w:type="dxa"/>
             <w:tcMar>
               <w:top w:w="45" w:type="dxa"/>
               <w:left w:w="55" w:type="dxa"/>
@@ -11458,7 +11048,7 @@
         </w:tc>
         <w:tc>
           <w:tcPr>
-            <w:tcW w:w="1267" w:type="dxa"/>
+            <w:tcW w:w="1268" w:type="dxa"/>
             <w:tcMar>
               <w:top w:w="45" w:type="dxa"/>
               <w:left w:w="55" w:type="dxa"/>
@@ -11482,7 +11072,7 @@
         </w:tc>
         <w:tc>
           <w:tcPr>
-            <w:tcW w:w="1267" w:type="dxa"/>
+            <w:tcW w:w="1268" w:type="dxa"/>
             <w:tcMar>
               <w:top w:w="45" w:type="dxa"/>
               <w:left w:w="55" w:type="dxa"/>
@@ -11506,7 +11096,7 @@
         </w:tc>
         <w:tc>
           <w:tcPr>
-            <w:tcW w:w="1267" w:type="dxa"/>
+            <w:tcW w:w="1268" w:type="dxa"/>
             <w:tcMar>
               <w:top w:w="45" w:type="dxa"/>
               <w:left w:w="55" w:type="dxa"/>
@@ -11531,11 +11121,12 @@
       </w:tr>
       <w:tr>
         <w:trPr>
+          <w:trHeight w:val="280"/>
           <w:jc w:val="center"/>
         </w:trPr>
         <w:tc>
           <w:tcPr>
-            <w:tcW w:w="1987" w:type="dxa"/>
+            <w:tcW w:w="1988" w:type="dxa"/>
             <w:vMerge w:val="restart"/>
             <w:tcMar>
               <w:top w:w="45" w:type="dxa"/>
@@ -11584,7 +11175,7 @@
         </w:tc>
         <w:tc>
           <w:tcPr>
-            <w:tcW w:w="1267" w:type="dxa"/>
+            <w:tcW w:w="1268" w:type="dxa"/>
             <w:tcMar>
               <w:top w:w="45" w:type="dxa"/>
               <w:left w:w="55" w:type="dxa"/>
@@ -11608,7 +11199,7 @@
         </w:tc>
         <w:tc>
           <w:tcPr>
-            <w:tcW w:w="1267" w:type="dxa"/>
+            <w:tcW w:w="1268" w:type="dxa"/>
             <w:tcMar>
               <w:top w:w="45" w:type="dxa"/>
               <w:left w:w="55" w:type="dxa"/>
@@ -11632,7 +11223,7 @@
         </w:tc>
         <w:tc>
           <w:tcPr>
-            <w:tcW w:w="1267" w:type="dxa"/>
+            <w:tcW w:w="1268" w:type="dxa"/>
             <w:tcMar>
               <w:top w:w="45" w:type="dxa"/>
               <w:left w:w="55" w:type="dxa"/>
@@ -11656,7 +11247,7 @@
         </w:tc>
         <w:tc>
           <w:tcPr>
-            <w:tcW w:w="1267" w:type="dxa"/>
+            <w:tcW w:w="1268" w:type="dxa"/>
             <w:tcMar>
               <w:top w:w="45" w:type="dxa"/>
               <w:left w:w="55" w:type="dxa"/>
@@ -11680,7 +11271,7 @@
         </w:tc>
         <w:tc>
           <w:tcPr>
-            <w:tcW w:w="1267" w:type="dxa"/>
+            <w:tcW w:w="1268" w:type="dxa"/>
             <w:tcMar>
               <w:top w:w="45" w:type="dxa"/>
               <w:left w:w="55" w:type="dxa"/>
@@ -11704,7 +11295,7 @@
         </w:tc>
         <w:tc>
           <w:tcPr>
-            <w:tcW w:w="1267" w:type="dxa"/>
+            <w:tcW w:w="1268" w:type="dxa"/>
             <w:tcMar>
               <w:top w:w="45" w:type="dxa"/>
               <w:left w:w="55" w:type="dxa"/>
@@ -11729,11 +11320,12 @@
       </w:tr>
       <w:tr>
         <w:trPr>
+          <w:trHeight w:val="280"/>
           <w:jc w:val="center"/>
         </w:trPr>
         <w:tc>
           <w:tcPr>
-            <w:tcW w:w="1307" w:type="dxa"/>
+            <w:tcW w:w="1988" w:type="dxa"/>
             <w:vMerge/>
           </w:tcPr>
           <w:p/>
@@ -11764,7 +11356,7 @@
         </w:tc>
         <w:tc>
           <w:tcPr>
-            <w:tcW w:w="1267" w:type="dxa"/>
+            <w:tcW w:w="1268" w:type="dxa"/>
             <w:tcMar>
               <w:top w:w="45" w:type="dxa"/>
               <w:left w:w="55" w:type="dxa"/>
@@ -11788,7 +11380,7 @@
         </w:tc>
         <w:tc>
           <w:tcPr>
-            <w:tcW w:w="1267" w:type="dxa"/>
+            <w:tcW w:w="1268" w:type="dxa"/>
             <w:tcMar>
               <w:top w:w="45" w:type="dxa"/>
               <w:left w:w="55" w:type="dxa"/>
@@ -11812,7 +11404,7 @@
         </w:tc>
         <w:tc>
           <w:tcPr>
-            <w:tcW w:w="1267" w:type="dxa"/>
+            <w:tcW w:w="1268" w:type="dxa"/>
             <w:tcMar>
               <w:top w:w="45" w:type="dxa"/>
               <w:left w:w="55" w:type="dxa"/>
@@ -11836,7 +11428,7 @@
         </w:tc>
         <w:tc>
           <w:tcPr>
-            <w:tcW w:w="1267" w:type="dxa"/>
+            <w:tcW w:w="1268" w:type="dxa"/>
             <w:tcMar>
               <w:top w:w="45" w:type="dxa"/>
               <w:left w:w="55" w:type="dxa"/>
@@ -11860,7 +11452,7 @@
         </w:tc>
         <w:tc>
           <w:tcPr>
-            <w:tcW w:w="1267" w:type="dxa"/>
+            <w:tcW w:w="1268" w:type="dxa"/>
             <w:tcMar>
               <w:top w:w="45" w:type="dxa"/>
               <w:left w:w="55" w:type="dxa"/>
@@ -11884,7 +11476,7 @@
         </w:tc>
         <w:tc>
           <w:tcPr>
-            <w:tcW w:w="1267" w:type="dxa"/>
+            <w:tcW w:w="1268" w:type="dxa"/>
             <w:tcMar>
               <w:top w:w="45" w:type="dxa"/>
               <w:left w:w="55" w:type="dxa"/>
@@ -11909,11 +11501,12 @@
       </w:tr>
       <w:tr>
         <w:trPr>
+          <w:trHeight w:val="293"/>
           <w:jc w:val="center"/>
         </w:trPr>
         <w:tc>
           <w:tcPr>
-            <w:tcW w:w="1987" w:type="dxa"/>
+            <w:tcW w:w="1988" w:type="dxa"/>
             <w:vMerge w:val="restart"/>
             <w:tcMar>
               <w:top w:w="45" w:type="dxa"/>
@@ -11962,7 +11555,7 @@
         </w:tc>
         <w:tc>
           <w:tcPr>
-            <w:tcW w:w="1267" w:type="dxa"/>
+            <w:tcW w:w="1268" w:type="dxa"/>
             <w:tcMar>
               <w:top w:w="45" w:type="dxa"/>
               <w:left w:w="55" w:type="dxa"/>
@@ -11986,7 +11579,7 @@
         </w:tc>
         <w:tc>
           <w:tcPr>
-            <w:tcW w:w="1267" w:type="dxa"/>
+            <w:tcW w:w="1268" w:type="dxa"/>
             <w:tcMar>
               <w:top w:w="45" w:type="dxa"/>
               <w:left w:w="55" w:type="dxa"/>
@@ -12010,7 +11603,7 @@
         </w:tc>
         <w:tc>
           <w:tcPr>
-            <w:tcW w:w="1267" w:type="dxa"/>
+            <w:tcW w:w="1268" w:type="dxa"/>
             <w:tcMar>
               <w:top w:w="45" w:type="dxa"/>
               <w:left w:w="55" w:type="dxa"/>
@@ -12034,7 +11627,7 @@
         </w:tc>
         <w:tc>
           <w:tcPr>
-            <w:tcW w:w="1267" w:type="dxa"/>
+            <w:tcW w:w="1268" w:type="dxa"/>
             <w:tcMar>
               <w:top w:w="45" w:type="dxa"/>
               <w:left w:w="55" w:type="dxa"/>
@@ -12058,7 +11651,7 @@
         </w:tc>
         <w:tc>
           <w:tcPr>
-            <w:tcW w:w="1267" w:type="dxa"/>
+            <w:tcW w:w="1268" w:type="dxa"/>
             <w:tcMar>
               <w:top w:w="45" w:type="dxa"/>
               <w:left w:w="55" w:type="dxa"/>
@@ -12082,7 +11675,7 @@
         </w:tc>
         <w:tc>
           <w:tcPr>
-            <w:tcW w:w="1267" w:type="dxa"/>
+            <w:tcW w:w="1268" w:type="dxa"/>
             <w:tcMar>
               <w:top w:w="45" w:type="dxa"/>
               <w:left w:w="55" w:type="dxa"/>
@@ -12107,11 +11700,12 @@
       </w:tr>
       <w:tr>
         <w:trPr>
+          <w:trHeight w:val="293"/>
           <w:jc w:val="center"/>
         </w:trPr>
         <w:tc>
           <w:tcPr>
-            <w:tcW w:w="1307" w:type="dxa"/>
+            <w:tcW w:w="1988" w:type="dxa"/>
             <w:vMerge/>
           </w:tcPr>
           <w:p/>
@@ -12142,7 +11736,7 @@
         </w:tc>
         <w:tc>
           <w:tcPr>
-            <w:tcW w:w="1267" w:type="dxa"/>
+            <w:tcW w:w="1268" w:type="dxa"/>
             <w:tcMar>
               <w:top w:w="45" w:type="dxa"/>
               <w:left w:w="55" w:type="dxa"/>
@@ -12166,7 +11760,7 @@
         </w:tc>
         <w:tc>
           <w:tcPr>
-            <w:tcW w:w="1267" w:type="dxa"/>
+            <w:tcW w:w="1268" w:type="dxa"/>
             <w:tcMar>
               <w:top w:w="45" w:type="dxa"/>
               <w:left w:w="55" w:type="dxa"/>
@@ -12190,7 +11784,7 @@
         </w:tc>
         <w:tc>
           <w:tcPr>
-            <w:tcW w:w="1267" w:type="dxa"/>
+            <w:tcW w:w="1268" w:type="dxa"/>
             <w:tcMar>
               <w:top w:w="45" w:type="dxa"/>
               <w:left w:w="55" w:type="dxa"/>
@@ -12214,7 +11808,7 @@
         </w:tc>
         <w:tc>
           <w:tcPr>
-            <w:tcW w:w="1267" w:type="dxa"/>
+            <w:tcW w:w="1268" w:type="dxa"/>
             <w:tcMar>
               <w:top w:w="45" w:type="dxa"/>
               <w:left w:w="55" w:type="dxa"/>
@@ -12238,7 +11832,7 @@
         </w:tc>
         <w:tc>
           <w:tcPr>
-            <w:tcW w:w="1267" w:type="dxa"/>
+            <w:tcW w:w="1268" w:type="dxa"/>
             <w:tcMar>
               <w:top w:w="45" w:type="dxa"/>
               <w:left w:w="55" w:type="dxa"/>
@@ -12262,7 +11856,7 @@
         </w:tc>
         <w:tc>
           <w:tcPr>
-            <w:tcW w:w="1267" w:type="dxa"/>
+            <w:tcW w:w="1268" w:type="dxa"/>
             <w:tcMar>
               <w:top w:w="45" w:type="dxa"/>
               <w:left w:w="55" w:type="dxa"/>
@@ -12287,11 +11881,12 @@
       </w:tr>
       <w:tr>
         <w:trPr>
+          <w:trHeight w:val="293"/>
           <w:jc w:val="center"/>
         </w:trPr>
         <w:tc>
           <w:tcPr>
-            <w:tcW w:w="1987" w:type="dxa"/>
+            <w:tcW w:w="1988" w:type="dxa"/>
             <w:vMerge w:val="restart"/>
             <w:tcMar>
               <w:top w:w="45" w:type="dxa"/>
@@ -12340,7 +11935,7 @@
         </w:tc>
         <w:tc>
           <w:tcPr>
-            <w:tcW w:w="1267" w:type="dxa"/>
+            <w:tcW w:w="1268" w:type="dxa"/>
             <w:tcMar>
               <w:top w:w="45" w:type="dxa"/>
               <w:left w:w="55" w:type="dxa"/>
@@ -12364,7 +11959,7 @@
         </w:tc>
         <w:tc>
           <w:tcPr>
-            <w:tcW w:w="1267" w:type="dxa"/>
+            <w:tcW w:w="1268" w:type="dxa"/>
             <w:tcMar>
               <w:top w:w="45" w:type="dxa"/>
               <w:left w:w="55" w:type="dxa"/>
@@ -12388,7 +11983,7 @@
         </w:tc>
         <w:tc>
           <w:tcPr>
-            <w:tcW w:w="1267" w:type="dxa"/>
+            <w:tcW w:w="1268" w:type="dxa"/>
             <w:tcMar>
               <w:top w:w="45" w:type="dxa"/>
               <w:left w:w="55" w:type="dxa"/>
@@ -12412,7 +12007,7 @@
         </w:tc>
         <w:tc>
           <w:tcPr>
-            <w:tcW w:w="1267" w:type="dxa"/>
+            <w:tcW w:w="1268" w:type="dxa"/>
             <w:tcMar>
               <w:top w:w="45" w:type="dxa"/>
               <w:left w:w="55" w:type="dxa"/>
@@ -12436,7 +12031,7 @@
         </w:tc>
         <w:tc>
           <w:tcPr>
-            <w:tcW w:w="1267" w:type="dxa"/>
+            <w:tcW w:w="1268" w:type="dxa"/>
             <w:tcMar>
               <w:top w:w="45" w:type="dxa"/>
               <w:left w:w="55" w:type="dxa"/>
@@ -12460,7 +12055,7 @@
         </w:tc>
         <w:tc>
           <w:tcPr>
-            <w:tcW w:w="1267" w:type="dxa"/>
+            <w:tcW w:w="1268" w:type="dxa"/>
             <w:tcMar>
               <w:top w:w="45" w:type="dxa"/>
               <w:left w:w="55" w:type="dxa"/>
@@ -12485,11 +12080,12 @@
       </w:tr>
       <w:tr>
         <w:trPr>
+          <w:trHeight w:val="293"/>
           <w:jc w:val="center"/>
         </w:trPr>
         <w:tc>
           <w:tcPr>
-            <w:tcW w:w="1307" w:type="dxa"/>
+            <w:tcW w:w="1988" w:type="dxa"/>
             <w:vMerge/>
           </w:tcPr>
           <w:p/>
@@ -12520,7 +12116,7 @@
         </w:tc>
         <w:tc>
           <w:tcPr>
-            <w:tcW w:w="1267" w:type="dxa"/>
+            <w:tcW w:w="1268" w:type="dxa"/>
             <w:tcMar>
               <w:top w:w="45" w:type="dxa"/>
               <w:left w:w="55" w:type="dxa"/>
@@ -12544,7 +12140,7 @@
         </w:tc>
         <w:tc>
           <w:tcPr>
-            <w:tcW w:w="1267" w:type="dxa"/>
+            <w:tcW w:w="1268" w:type="dxa"/>
             <w:tcMar>
               <w:top w:w="45" w:type="dxa"/>
               <w:left w:w="55" w:type="dxa"/>
@@ -12568,7 +12164,7 @@
         </w:tc>
         <w:tc>
           <w:tcPr>
-            <w:tcW w:w="1267" w:type="dxa"/>
+            <w:tcW w:w="1268" w:type="dxa"/>
             <w:tcMar>
               <w:top w:w="45" w:type="dxa"/>
               <w:left w:w="55" w:type="dxa"/>
@@ -12592,7 +12188,7 @@
         </w:tc>
         <w:tc>
           <w:tcPr>
-            <w:tcW w:w="1267" w:type="dxa"/>
+            <w:tcW w:w="1268" w:type="dxa"/>
             <w:tcMar>
               <w:top w:w="45" w:type="dxa"/>
               <w:left w:w="55" w:type="dxa"/>
@@ -12616,7 +12212,7 @@
         </w:tc>
         <w:tc>
           <w:tcPr>
-            <w:tcW w:w="1267" w:type="dxa"/>
+            <w:tcW w:w="1268" w:type="dxa"/>
             <w:tcMar>
               <w:top w:w="45" w:type="dxa"/>
               <w:left w:w="55" w:type="dxa"/>
@@ -12640,7 +12236,7 @@
         </w:tc>
         <w:tc>
           <w:tcPr>
-            <w:tcW w:w="1267" w:type="dxa"/>
+            <w:tcW w:w="1268" w:type="dxa"/>
             <w:tcMar>
               <w:top w:w="45" w:type="dxa"/>
               <w:left w:w="55" w:type="dxa"/>
@@ -12665,11 +12261,12 @@
       </w:tr>
       <w:tr>
         <w:trPr>
+          <w:trHeight w:val="280"/>
           <w:jc w:val="center"/>
         </w:trPr>
         <w:tc>
           <w:tcPr>
-            <w:tcW w:w="1987" w:type="dxa"/>
+            <w:tcW w:w="1988" w:type="dxa"/>
             <w:vMerge w:val="restart"/>
             <w:tcMar>
               <w:top w:w="45" w:type="dxa"/>
@@ -12718,7 +12315,7 @@
         </w:tc>
         <w:tc>
           <w:tcPr>
-            <w:tcW w:w="1267" w:type="dxa"/>
+            <w:tcW w:w="1268" w:type="dxa"/>
             <w:tcMar>
               <w:top w:w="45" w:type="dxa"/>
               <w:left w:w="55" w:type="dxa"/>
@@ -12742,7 +12339,7 @@
         </w:tc>
         <w:tc>
           <w:tcPr>
-            <w:tcW w:w="1267" w:type="dxa"/>
+            <w:tcW w:w="1268" w:type="dxa"/>
             <w:tcMar>
               <w:top w:w="45" w:type="dxa"/>
               <w:left w:w="55" w:type="dxa"/>
@@ -12766,7 +12363,7 @@
         </w:tc>
         <w:tc>
           <w:tcPr>
-            <w:tcW w:w="1267" w:type="dxa"/>
+            <w:tcW w:w="1268" w:type="dxa"/>
             <w:tcMar>
               <w:top w:w="45" w:type="dxa"/>
               <w:left w:w="55" w:type="dxa"/>
@@ -12790,7 +12387,7 @@
         </w:tc>
         <w:tc>
           <w:tcPr>
-            <w:tcW w:w="1267" w:type="dxa"/>
+            <w:tcW w:w="1268" w:type="dxa"/>
             <w:tcMar>
               <w:top w:w="45" w:type="dxa"/>
               <w:left w:w="55" w:type="dxa"/>
@@ -12814,7 +12411,7 @@
         </w:tc>
         <w:tc>
           <w:tcPr>
-            <w:tcW w:w="1267" w:type="dxa"/>
+            <w:tcW w:w="1268" w:type="dxa"/>
             <w:tcMar>
               <w:top w:w="45" w:type="dxa"/>
               <w:left w:w="55" w:type="dxa"/>
@@ -12838,7 +12435,7 @@
         </w:tc>
         <w:tc>
           <w:tcPr>
-            <w:tcW w:w="1267" w:type="dxa"/>
+            <w:tcW w:w="1268" w:type="dxa"/>
             <w:tcMar>
               <w:top w:w="45" w:type="dxa"/>
               <w:left w:w="55" w:type="dxa"/>
@@ -12863,11 +12460,12 @@
       </w:tr>
       <w:tr>
         <w:trPr>
+          <w:trHeight w:val="280"/>
           <w:jc w:val="center"/>
         </w:trPr>
         <w:tc>
           <w:tcPr>
-            <w:tcW w:w="1307" w:type="dxa"/>
+            <w:tcW w:w="1988" w:type="dxa"/>
             <w:vMerge/>
           </w:tcPr>
           <w:p/>
@@ -12898,7 +12496,7 @@
         </w:tc>
         <w:tc>
           <w:tcPr>
-            <w:tcW w:w="1267" w:type="dxa"/>
+            <w:tcW w:w="1268" w:type="dxa"/>
             <w:tcMar>
               <w:top w:w="45" w:type="dxa"/>
               <w:left w:w="55" w:type="dxa"/>
@@ -12922,7 +12520,7 @@
         </w:tc>
         <w:tc>
           <w:tcPr>
-            <w:tcW w:w="1267" w:type="dxa"/>
+            <w:tcW w:w="1268" w:type="dxa"/>
             <w:tcMar>
               <w:top w:w="45" w:type="dxa"/>
               <w:left w:w="55" w:type="dxa"/>
@@ -12946,7 +12544,7 @@
         </w:tc>
         <w:tc>
           <w:tcPr>
-            <w:tcW w:w="1267" w:type="dxa"/>
+            <w:tcW w:w="1268" w:type="dxa"/>
             <w:tcMar>
               <w:top w:w="45" w:type="dxa"/>
               <w:left w:w="55" w:type="dxa"/>
@@ -12970,7 +12568,7 @@
         </w:tc>
         <w:tc>
           <w:tcPr>
-            <w:tcW w:w="1267" w:type="dxa"/>
+            <w:tcW w:w="1268" w:type="dxa"/>
             <w:tcMar>
               <w:top w:w="45" w:type="dxa"/>
               <w:left w:w="55" w:type="dxa"/>
@@ -12994,7 +12592,7 @@
         </w:tc>
         <w:tc>
           <w:tcPr>
-            <w:tcW w:w="1267" w:type="dxa"/>
+            <w:tcW w:w="1268" w:type="dxa"/>
             <w:tcMar>
               <w:top w:w="45" w:type="dxa"/>
               <w:left w:w="55" w:type="dxa"/>
@@ -13018,7 +12616,7 @@
         </w:tc>
         <w:tc>
           <w:tcPr>
-            <w:tcW w:w="1267" w:type="dxa"/>
+            <w:tcW w:w="1268" w:type="dxa"/>
             <w:tcMar>
               <w:top w:w="45" w:type="dxa"/>
               <w:left w:w="55" w:type="dxa"/>
@@ -13043,11 +12641,12 @@
       </w:tr>
       <w:tr>
         <w:trPr>
+          <w:trHeight w:val="280"/>
           <w:jc w:val="center"/>
         </w:trPr>
         <w:tc>
           <w:tcPr>
-            <w:tcW w:w="1987" w:type="dxa"/>
+            <w:tcW w:w="1988" w:type="dxa"/>
             <w:vMerge w:val="restart"/>
             <w:tcMar>
               <w:top w:w="45" w:type="dxa"/>
@@ -13096,7 +12695,7 @@
         </w:tc>
         <w:tc>
           <w:tcPr>
-            <w:tcW w:w="1267" w:type="dxa"/>
+            <w:tcW w:w="1268" w:type="dxa"/>
             <w:tcMar>
               <w:top w:w="45" w:type="dxa"/>
               <w:left w:w="55" w:type="dxa"/>
@@ -13120,7 +12719,7 @@
         </w:tc>
         <w:tc>
           <w:tcPr>
-            <w:tcW w:w="1267" w:type="dxa"/>
+            <w:tcW w:w="1268" w:type="dxa"/>
             <w:tcMar>
               <w:top w:w="45" w:type="dxa"/>
               <w:left w:w="55" w:type="dxa"/>
@@ -13144,7 +12743,7 @@
         </w:tc>
         <w:tc>
           <w:tcPr>
-            <w:tcW w:w="1267" w:type="dxa"/>
+            <w:tcW w:w="1268" w:type="dxa"/>
             <w:tcMar>
               <w:top w:w="45" w:type="dxa"/>
               <w:left w:w="55" w:type="dxa"/>
@@ -13168,7 +12767,7 @@
         </w:tc>
         <w:tc>
           <w:tcPr>
-            <w:tcW w:w="1267" w:type="dxa"/>
+            <w:tcW w:w="1268" w:type="dxa"/>
             <w:tcMar>
               <w:top w:w="45" w:type="dxa"/>
               <w:left w:w="55" w:type="dxa"/>
@@ -13192,7 +12791,7 @@
         </w:tc>
         <w:tc>
           <w:tcPr>
-            <w:tcW w:w="1267" w:type="dxa"/>
+            <w:tcW w:w="1268" w:type="dxa"/>
             <w:tcMar>
               <w:top w:w="45" w:type="dxa"/>
               <w:left w:w="55" w:type="dxa"/>
@@ -13216,7 +12815,7 @@
         </w:tc>
         <w:tc>
           <w:tcPr>
-            <w:tcW w:w="1267" w:type="dxa"/>
+            <w:tcW w:w="1268" w:type="dxa"/>
             <w:tcMar>
               <w:top w:w="45" w:type="dxa"/>
               <w:left w:w="55" w:type="dxa"/>
@@ -13241,11 +12840,12 @@
       </w:tr>
       <w:tr>
         <w:trPr>
+          <w:trHeight w:val="280"/>
           <w:jc w:val="center"/>
         </w:trPr>
         <w:tc>
           <w:tcPr>
-            <w:tcW w:w="1307" w:type="dxa"/>
+            <w:tcW w:w="1988" w:type="dxa"/>
             <w:vMerge/>
           </w:tcPr>
           <w:p/>
@@ -13276,7 +12876,7 @@
         </w:tc>
         <w:tc>
           <w:tcPr>
-            <w:tcW w:w="1267" w:type="dxa"/>
+            <w:tcW w:w="1268" w:type="dxa"/>
             <w:tcMar>
               <w:top w:w="45" w:type="dxa"/>
               <w:left w:w="55" w:type="dxa"/>
@@ -13300,7 +12900,7 @@
         </w:tc>
         <w:tc>
           <w:tcPr>
-            <w:tcW w:w="1267" w:type="dxa"/>
+            <w:tcW w:w="1268" w:type="dxa"/>
             <w:tcMar>
               <w:top w:w="45" w:type="dxa"/>
               <w:left w:w="55" w:type="dxa"/>
@@ -13324,7 +12924,7 @@
         </w:tc>
         <w:tc>
           <w:tcPr>
-            <w:tcW w:w="1267" w:type="dxa"/>
+            <w:tcW w:w="1268" w:type="dxa"/>
             <w:tcMar>
               <w:top w:w="45" w:type="dxa"/>
               <w:left w:w="55" w:type="dxa"/>
@@ -13348,7 +12948,7 @@
         </w:tc>
         <w:tc>
           <w:tcPr>
-            <w:tcW w:w="1267" w:type="dxa"/>
+            <w:tcW w:w="1268" w:type="dxa"/>
             <w:tcMar>
               <w:top w:w="45" w:type="dxa"/>
               <w:left w:w="55" w:type="dxa"/>
@@ -13372,7 +12972,7 @@
         </w:tc>
         <w:tc>
           <w:tcPr>
-            <w:tcW w:w="1267" w:type="dxa"/>
+            <w:tcW w:w="1268" w:type="dxa"/>
             <w:tcMar>
               <w:top w:w="45" w:type="dxa"/>
               <w:left w:w="55" w:type="dxa"/>
@@ -13396,7 +12996,7 @@
         </w:tc>
         <w:tc>
           <w:tcPr>
-            <w:tcW w:w="1267" w:type="dxa"/>
+            <w:tcW w:w="1268" w:type="dxa"/>
             <w:tcMar>
               <w:top w:w="45" w:type="dxa"/>
               <w:left w:w="55" w:type="dxa"/>
@@ -13421,11 +13021,12 @@
       </w:tr>
       <w:tr>
         <w:trPr>
+          <w:trHeight w:val="280"/>
           <w:jc w:val="center"/>
         </w:trPr>
         <w:tc>
           <w:tcPr>
-            <w:tcW w:w="1987" w:type="dxa"/>
+            <w:tcW w:w="1988" w:type="dxa"/>
             <w:vMerge w:val="restart"/>
             <w:tcMar>
               <w:top w:w="45" w:type="dxa"/>
@@ -13474,7 +13075,7 @@
         </w:tc>
         <w:tc>
           <w:tcPr>
-            <w:tcW w:w="1267" w:type="dxa"/>
+            <w:tcW w:w="1268" w:type="dxa"/>
             <w:tcMar>
               <w:top w:w="45" w:type="dxa"/>
               <w:left w:w="55" w:type="dxa"/>
@@ -13498,7 +13099,7 @@
         </w:tc>
         <w:tc>
           <w:tcPr>
-            <w:tcW w:w="1267" w:type="dxa"/>
+            <w:tcW w:w="1268" w:type="dxa"/>
             <w:tcMar>
               <w:top w:w="45" w:type="dxa"/>
               <w:left w:w="55" w:type="dxa"/>
@@ -13522,7 +13123,7 @@
         </w:tc>
         <w:tc>
           <w:tcPr>
-            <w:tcW w:w="1267" w:type="dxa"/>
+            <w:tcW w:w="1268" w:type="dxa"/>
             <w:tcMar>
               <w:top w:w="45" w:type="dxa"/>
               <w:left w:w="55" w:type="dxa"/>
@@ -13546,7 +13147,7 @@
         </w:tc>
         <w:tc>
           <w:tcPr>
-            <w:tcW w:w="1267" w:type="dxa"/>
+            <w:tcW w:w="1268" w:type="dxa"/>
             <w:tcMar>
               <w:top w:w="45" w:type="dxa"/>
               <w:left w:w="55" w:type="dxa"/>
@@ -13570,7 +13171,7 @@
         </w:tc>
         <w:tc>
           <w:tcPr>
-            <w:tcW w:w="1267" w:type="dxa"/>
+            <w:tcW w:w="1268" w:type="dxa"/>
             <w:tcMar>
               <w:top w:w="45" w:type="dxa"/>
               <w:left w:w="55" w:type="dxa"/>
@@ -13594,7 +13195,7 @@
         </w:tc>
         <w:tc>
           <w:tcPr>
-            <w:tcW w:w="1267" w:type="dxa"/>
+            <w:tcW w:w="1268" w:type="dxa"/>
             <w:tcMar>
               <w:top w:w="45" w:type="dxa"/>
               <w:left w:w="55" w:type="dxa"/>
@@ -13619,11 +13220,12 @@
       </w:tr>
       <w:tr>
         <w:trPr>
+          <w:trHeight w:val="280"/>
           <w:jc w:val="center"/>
         </w:trPr>
         <w:tc>
           <w:tcPr>
-            <w:tcW w:w="1307" w:type="dxa"/>
+            <w:tcW w:w="1988" w:type="dxa"/>
             <w:vMerge/>
           </w:tcPr>
           <w:p/>
@@ -13654,7 +13256,7 @@
         </w:tc>
         <w:tc>
           <w:tcPr>
-            <w:tcW w:w="1267" w:type="dxa"/>
+            <w:tcW w:w="1268" w:type="dxa"/>
             <w:tcMar>
               <w:top w:w="45" w:type="dxa"/>
               <w:left w:w="55" w:type="dxa"/>
@@ -13678,7 +13280,7 @@
         </w:tc>
         <w:tc>
           <w:tcPr>
-            <w:tcW w:w="1267" w:type="dxa"/>
+            <w:tcW w:w="1268" w:type="dxa"/>
             <w:tcMar>
               <w:top w:w="45" w:type="dxa"/>
               <w:left w:w="55" w:type="dxa"/>
@@ -13702,7 +13304,7 @@
         </w:tc>
         <w:tc>
           <w:tcPr>
-            <w:tcW w:w="1267" w:type="dxa"/>
+            <w:tcW w:w="1268" w:type="dxa"/>
             <w:tcMar>
               <w:top w:w="45" w:type="dxa"/>
               <w:left w:w="55" w:type="dxa"/>
@@ -13726,7 +13328,7 @@
         </w:tc>
         <w:tc>
           <w:tcPr>
-            <w:tcW w:w="1267" w:type="dxa"/>
+            <w:tcW w:w="1268" w:type="dxa"/>
             <w:tcMar>
               <w:top w:w="45" w:type="dxa"/>
               <w:left w:w="55" w:type="dxa"/>
@@ -13750,7 +13352,7 @@
         </w:tc>
         <w:tc>
           <w:tcPr>
-            <w:tcW w:w="1267" w:type="dxa"/>
+            <w:tcW w:w="1268" w:type="dxa"/>
             <w:tcMar>
               <w:top w:w="45" w:type="dxa"/>
               <w:left w:w="55" w:type="dxa"/>
@@ -13774,7 +13376,7 @@
         </w:tc>
         <w:tc>
           <w:tcPr>
-            <w:tcW w:w="1267" w:type="dxa"/>
+            <w:tcW w:w="1268" w:type="dxa"/>
             <w:tcMar>
               <w:top w:w="45" w:type="dxa"/>
               <w:left w:w="55" w:type="dxa"/>
@@ -13834,130 +13436,6 @@
           <w:sz w:val="25"/>
         </w:rPr>
         <w:t>Среднее сгенерированной ЧП 19,80944 находится внутри 95%-го доверительного интервала исходного среднего [15,69557; 23,48593].</w:t>
-      </w:r>
-    </w:p>
-    <w:p>
-      <w:pPr>
-        <w:keepLines/>
-        <w:spacing w:before="40" w:after="100"/>
-        <w:jc w:val="both"/>
-      </w:pPr>
-      <w:r>
-        <w:rPr>
-          <w:rFonts w:eastAsia="微软雅黑"/>
-          <w:i/>
-          <w:color w:val="4B5563"/>
-          <w:sz w:val="21"/>
-        </w:rPr>
-        <w:t>中文说明：</w:t>
-      </w:r>
-      <w:r>
-        <w:rPr>
-          <w:rFonts w:eastAsia="微软雅黑"/>
-          <w:i/>
-          <w:color w:val="4B5563"/>
-          <w:sz w:val="21"/>
-        </w:rPr>
-        <w:t xml:space="preserve">n=300 </w:t>
-      </w:r>
-      <w:r>
-        <w:rPr>
-          <w:rFonts w:eastAsia="微软雅黑"/>
-          <w:i/>
-          <w:color w:val="4B5563"/>
-          <w:sz w:val="21"/>
-        </w:rPr>
-        <w:t>时，生成序列的均值偏差为</w:t>
-      </w:r>
-      <w:r>
-        <w:rPr>
-          <w:rFonts w:eastAsia="微软雅黑"/>
-          <w:i/>
-          <w:color w:val="4B5563"/>
-          <w:sz w:val="21"/>
-        </w:rPr>
-        <w:t xml:space="preserve"> +1.12%</w:t>
-      </w:r>
-      <w:r>
-        <w:rPr>
-          <w:rFonts w:eastAsia="微软雅黑"/>
-          <w:i/>
-          <w:color w:val="4B5563"/>
-          <w:sz w:val="21"/>
-        </w:rPr>
-        <w:t>，方差偏差为</w:t>
-      </w:r>
-      <w:r>
-        <w:rPr>
-          <w:rFonts w:eastAsia="微软雅黑"/>
-          <w:i/>
-          <w:color w:val="4B5563"/>
-          <w:sz w:val="21"/>
-        </w:rPr>
-        <w:t xml:space="preserve"> +10.61%</w:t>
-      </w:r>
-      <w:r>
-        <w:rPr>
-          <w:rFonts w:eastAsia="微软雅黑"/>
-          <w:i/>
-          <w:color w:val="4B5563"/>
-          <w:sz w:val="21"/>
-        </w:rPr>
-        <w:t>，标准差偏差为</w:t>
-      </w:r>
-      <w:r>
-        <w:rPr>
-          <w:rFonts w:eastAsia="微软雅黑"/>
-          <w:i/>
-          <w:color w:val="4B5563"/>
-          <w:sz w:val="21"/>
-        </w:rPr>
-        <w:t xml:space="preserve"> +5.17%</w:t>
-      </w:r>
-      <w:r>
-        <w:rPr>
-          <w:rFonts w:eastAsia="微软雅黑"/>
-          <w:i/>
-          <w:color w:val="4B5563"/>
-          <w:sz w:val="21"/>
-        </w:rPr>
-        <w:t>，变异系数偏差为</w:t>
-      </w:r>
-      <w:r>
-        <w:rPr>
-          <w:rFonts w:eastAsia="微软雅黑"/>
-          <w:i/>
-          <w:color w:val="4B5563"/>
-          <w:sz w:val="21"/>
-        </w:rPr>
-        <w:t xml:space="preserve"> +4.01%</w:t>
-      </w:r>
-      <w:r>
-        <w:rPr>
-          <w:rFonts w:eastAsia="微软雅黑"/>
-          <w:i/>
-          <w:color w:val="4B5563"/>
-          <w:sz w:val="21"/>
-        </w:rPr>
-        <w:t>。生成均值位于原始均值的</w:t>
-      </w:r>
-      <w:r>
-        <w:rPr>
-          <w:rFonts w:eastAsia="微软雅黑"/>
-          <w:i/>
-          <w:color w:val="4B5563"/>
-          <w:sz w:val="21"/>
-        </w:rPr>
-        <w:t xml:space="preserve"> 95% </w:t>
-      </w:r>
-      <w:r>
-        <w:rPr>
-          <w:rFonts w:eastAsia="微软雅黑"/>
-          <w:i/>
-          <w:color w:val="4B5563"/>
-          <w:sz w:val="21"/>
-        </w:rPr>
-        <w:t>置信区间内。</w:t>
       </w:r>
     </w:p>
     <w:p>
@@ -14031,45 +13509,11 @@
         <w:rPr>
           <w:b/>
         </w:rPr>
+        <w:lastRenderedPageBreak/>
         <w:t xml:space="preserve">Вывод: </w:t>
       </w:r>
       <w:r>
         <w:t>Сгенерированная последовательность воспроизводит основной правосторонне-асимметричный характер и длинный хвост исходных данных. Расхождения отдельных столбцов гистограммы ожидаемы для выборки из 300 случайных значений.</w:t>
-      </w:r>
-    </w:p>
-    <w:p>
-      <w:pPr>
-        <w:keepLines/>
-        <w:spacing w:before="40" w:after="140"/>
-        <w:jc w:val="both"/>
-      </w:pPr>
-      <w:r>
-        <w:rPr>
-          <w:rFonts w:eastAsia="微软雅黑"/>
-          <w:i/>
-          <w:color w:val="4B5563"/>
-          <w:sz w:val="21"/>
-        </w:rPr>
-        <w:lastRenderedPageBreak/>
-        <w:t>中文说明：生成序列再现了原始数据的主要右偏特征和长尾。由于样本量只有</w:t>
-      </w:r>
-      <w:r>
-        <w:rPr>
-          <w:rFonts w:eastAsia="微软雅黑"/>
-          <w:i/>
-          <w:color w:val="4B5563"/>
-          <w:sz w:val="21"/>
-        </w:rPr>
-        <w:t xml:space="preserve"> 300</w:t>
-      </w:r>
-      <w:r>
-        <w:rPr>
-          <w:rFonts w:eastAsia="微软雅黑"/>
-          <w:i/>
-          <w:color w:val="4B5563"/>
-          <w:sz w:val="21"/>
-        </w:rPr>
-        <w:t>，个别直方图区间存在差异是正常的。</w:t>
       </w:r>
     </w:p>
     <w:p>
@@ -14101,7 +13545,7 @@
         <w:tblLook w:val="04A0" w:firstRow="1" w:lastRow="0" w:firstColumn="1" w:lastColumn="0" w:noHBand="0" w:noVBand="1"/>
       </w:tblPr>
       <w:tblGrid>
-        <w:gridCol w:w="1699"/>
+        <w:gridCol w:w="1700"/>
         <w:gridCol w:w="864"/>
         <w:gridCol w:w="864"/>
         <w:gridCol w:w="864"/>
@@ -14115,12 +13559,13 @@
       </w:tblGrid>
       <w:tr>
         <w:trPr>
+          <w:trHeight w:val="281"/>
           <w:tblHeader/>
           <w:jc w:val="center"/>
         </w:trPr>
         <w:tc>
           <w:tcPr>
-            <w:tcW w:w="1699" w:type="dxa"/>
+            <w:tcW w:w="1700" w:type="dxa"/>
             <w:shd w:val="clear" w:color="auto" w:fill="E7E6E6"/>
             <w:tcMar>
               <w:top w:w="45" w:type="dxa"/>
@@ -14407,11 +13852,12 @@
       </w:tr>
       <w:tr>
         <w:trPr>
+          <w:trHeight w:val="281"/>
           <w:jc w:val="center"/>
         </w:trPr>
         <w:tc>
           <w:tcPr>
-            <w:tcW w:w="1699" w:type="dxa"/>
+            <w:tcW w:w="1700" w:type="dxa"/>
             <w:tcMar>
               <w:top w:w="45" w:type="dxa"/>
               <w:left w:w="55" w:type="dxa"/>
@@ -14675,11 +14121,12 @@
       </w:tr>
       <w:tr>
         <w:trPr>
+          <w:trHeight w:val="299"/>
           <w:jc w:val="center"/>
         </w:trPr>
         <w:tc>
           <w:tcPr>
-            <w:tcW w:w="1699" w:type="dxa"/>
+            <w:tcW w:w="1700" w:type="dxa"/>
             <w:tcMar>
               <w:top w:w="45" w:type="dxa"/>
               <w:left w:w="55" w:type="dxa"/>
@@ -14943,11 +14390,12 @@
       </w:tr>
       <w:tr>
         <w:trPr>
+          <w:trHeight w:val="281"/>
           <w:jc w:val="center"/>
         </w:trPr>
         <w:tc>
           <w:tcPr>
-            <w:tcW w:w="1699" w:type="dxa"/>
+            <w:tcW w:w="1700" w:type="dxa"/>
             <w:tcMar>
               <w:top w:w="45" w:type="dxa"/>
               <w:left w:w="55" w:type="dxa"/>
@@ -15712,6 +15160,10 @@
       <w:pPr>
         <w:spacing w:after="60"/>
         <w:jc w:val="both"/>
+        <w:rPr>
+          <w:b/>
+          <w:sz w:val="26"/>
+        </w:rPr>
       </w:pPr>
       <w:r>
         <w:rPr>
@@ -15720,6 +15172,22 @@
         </w:rPr>
         <w:t>Коэффициент корреляции между исходной и сгенерированной последовательностями r = -0,022292.</w:t>
       </w:r>
+    </w:p>
+    <w:p>
+      <w:pPr>
+        <w:spacing w:after="60"/>
+        <w:jc w:val="both"/>
+        <w:rPr>
+          <w:b/>
+          <w:sz w:val="26"/>
+        </w:rPr>
+      </w:pPr>
+    </w:p>
+    <w:p>
+      <w:pPr>
+        <w:spacing w:after="60"/>
+        <w:jc w:val="both"/>
+      </w:pPr>
     </w:p>
     <w:p>
       <w:pPr>
@@ -15735,148 +15203,6 @@
       </w:r>
       <w:r>
         <w:t>Для сгенерированной ЧП девять из десяти коэффициентов автокорреляции лежат внутри границ ±0,1132; r₁₀ = 0,1367 немного превышает границу. Последовательной зависимости по лагам не наблюдается. Значение r = -0,0223 близко к нулю и подтверждает отсутствие линейной связи между двумя независимо сформированными реализациями. Процентные различия коэффициентов в форме 3 следует трактовать осторожно, поскольку деление на исходные коэффициенты, близкие к нулю, дает большие проценты.</w:t>
-      </w:r>
-    </w:p>
-    <w:p>
-      <w:pPr>
-        <w:keepLines/>
-        <w:spacing w:before="40" w:after="140"/>
-        <w:jc w:val="both"/>
-      </w:pPr>
-      <w:r>
-        <w:rPr>
-          <w:rFonts w:eastAsia="微软雅黑"/>
-          <w:i/>
-          <w:color w:val="4B5563"/>
-          <w:sz w:val="21"/>
-        </w:rPr>
-        <w:t>中文说明：生成序列的</w:t>
-      </w:r>
-      <w:r>
-        <w:rPr>
-          <w:rFonts w:eastAsia="微软雅黑"/>
-          <w:i/>
-          <w:color w:val="4B5563"/>
-          <w:sz w:val="21"/>
-        </w:rPr>
-        <w:t xml:space="preserve"> 10 </w:t>
-      </w:r>
-      <w:r>
-        <w:rPr>
-          <w:rFonts w:eastAsia="微软雅黑"/>
-          <w:i/>
-          <w:color w:val="4B5563"/>
-          <w:sz w:val="21"/>
-        </w:rPr>
-        <w:t>个自相关系数中有</w:t>
-      </w:r>
-      <w:r>
-        <w:rPr>
-          <w:rFonts w:eastAsia="微软雅黑"/>
-          <w:i/>
-          <w:color w:val="4B5563"/>
-          <w:sz w:val="21"/>
-        </w:rPr>
-        <w:t xml:space="preserve"> 9 </w:t>
-      </w:r>
-      <w:r>
-        <w:rPr>
-          <w:rFonts w:eastAsia="微软雅黑"/>
-          <w:i/>
-          <w:color w:val="4B5563"/>
-          <w:sz w:val="21"/>
-        </w:rPr>
-        <w:t>个位于</w:t>
-      </w:r>
-      <w:r>
-        <w:rPr>
-          <w:rFonts w:eastAsia="微软雅黑"/>
-          <w:i/>
-          <w:color w:val="4B5563"/>
-          <w:sz w:val="21"/>
-        </w:rPr>
-        <w:t xml:space="preserve"> ±0.1132 </w:t>
-      </w:r>
-      <w:r>
-        <w:rPr>
-          <w:rFonts w:eastAsia="微软雅黑"/>
-          <w:i/>
-          <w:color w:val="4B5563"/>
-          <w:sz w:val="21"/>
-        </w:rPr>
-        <w:t>内，第</w:t>
-      </w:r>
-      <w:r>
-        <w:rPr>
-          <w:rFonts w:eastAsia="微软雅黑"/>
-          <w:i/>
-          <w:color w:val="4B5563"/>
-          <w:sz w:val="21"/>
-        </w:rPr>
-        <w:t xml:space="preserve"> 10 </w:t>
-      </w:r>
-      <w:r>
-        <w:rPr>
-          <w:rFonts w:eastAsia="微软雅黑"/>
-          <w:i/>
-          <w:color w:val="4B5563"/>
-          <w:sz w:val="21"/>
-        </w:rPr>
-        <w:t>阶略超出；未见连续的滞后依赖。两序列相关系数为</w:t>
-      </w:r>
-      <w:r>
-        <w:rPr>
-          <w:rFonts w:eastAsia="微软雅黑"/>
-          <w:i/>
-          <w:color w:val="4B5563"/>
-          <w:sz w:val="21"/>
-        </w:rPr>
-        <w:t xml:space="preserve"> -0.0223</w:t>
-      </w:r>
-      <w:r>
-        <w:rPr>
-          <w:rFonts w:eastAsia="微软雅黑"/>
-          <w:i/>
-          <w:color w:val="4B5563"/>
-          <w:sz w:val="21"/>
-        </w:rPr>
-        <w:t>，接近</w:t>
-      </w:r>
-      <w:r>
-        <w:rPr>
-          <w:rFonts w:eastAsia="微软雅黑"/>
-          <w:i/>
-          <w:color w:val="4B5563"/>
-          <w:sz w:val="21"/>
-        </w:rPr>
-        <w:t xml:space="preserve"> 0</w:t>
-      </w:r>
-      <w:r>
-        <w:rPr>
-          <w:rFonts w:eastAsia="微软雅黑"/>
-          <w:i/>
-          <w:color w:val="4B5563"/>
-          <w:sz w:val="21"/>
-        </w:rPr>
-        <w:t>，符合独立生成的预期。由于原始自相关接近</w:t>
-      </w:r>
-      <w:r>
-        <w:rPr>
-          <w:rFonts w:eastAsia="微软雅黑"/>
-          <w:i/>
-          <w:color w:val="4B5563"/>
-          <w:sz w:val="21"/>
-        </w:rPr>
-        <w:t xml:space="preserve"> 0</w:t>
-      </w:r>
-      <w:r>
-        <w:rPr>
-          <w:rFonts w:eastAsia="微软雅黑"/>
-          <w:i/>
-          <w:color w:val="4B5563"/>
-          <w:sz w:val="21"/>
-        </w:rPr>
-        <w:t>，百分比差值可能很大，不能单独作为拟合优劣指标。</w:t>
       </w:r>
     </w:p>
     <w:p>
@@ -15909,254 +15235,10 @@
         <w:spacing w:before="40"/>
         <w:jc w:val="both"/>
       </w:pPr>
-      <w:r>
-        <w:rPr>
-          <w:rFonts w:eastAsia="微软雅黑"/>
-          <w:i/>
-          <w:color w:val="4B5563"/>
-          <w:sz w:val="21"/>
-        </w:rPr>
-        <w:t>中文说明：第</w:t>
-      </w:r>
-      <w:r>
-        <w:rPr>
-          <w:rFonts w:eastAsia="微软雅黑"/>
-          <w:i/>
-          <w:color w:val="4B5563"/>
-          <w:sz w:val="21"/>
-        </w:rPr>
-        <w:t xml:space="preserve"> 115 </w:t>
-      </w:r>
-      <w:r>
-        <w:rPr>
-          <w:rFonts w:eastAsia="微软雅黑"/>
-          <w:i/>
-          <w:color w:val="4B5563"/>
-          <w:sz w:val="21"/>
-        </w:rPr>
-        <w:t>变体的</w:t>
-      </w:r>
-      <w:r>
-        <w:rPr>
-          <w:rFonts w:eastAsia="微软雅黑"/>
-          <w:i/>
-          <w:color w:val="4B5563"/>
-          <w:sz w:val="21"/>
-        </w:rPr>
-        <w:t xml:space="preserve"> 300 </w:t>
-      </w:r>
-      <w:r>
-        <w:rPr>
-          <w:rFonts w:eastAsia="微软雅黑"/>
-          <w:i/>
-          <w:color w:val="4B5563"/>
-          <w:sz w:val="21"/>
-        </w:rPr>
-        <w:t>个观测值均值为</w:t>
-      </w:r>
-      <w:r>
-        <w:rPr>
-          <w:rFonts w:eastAsia="微软雅黑"/>
-          <w:i/>
-          <w:color w:val="4B5563"/>
-          <w:sz w:val="21"/>
-        </w:rPr>
-        <w:t xml:space="preserve"> 19.59075</w:t>
-      </w:r>
-      <w:r>
-        <w:rPr>
-          <w:rFonts w:eastAsia="微软雅黑"/>
-          <w:i/>
-          <w:color w:val="4B5563"/>
-          <w:sz w:val="21"/>
-        </w:rPr>
-        <w:t>，方差为</w:t>
-      </w:r>
-      <w:r>
-        <w:rPr>
-          <w:rFonts w:eastAsia="微软雅黑"/>
-          <w:i/>
-          <w:color w:val="4B5563"/>
-          <w:sz w:val="21"/>
-        </w:rPr>
-        <w:t xml:space="preserve"> 1184.84974</w:t>
-      </w:r>
-      <w:r>
-        <w:rPr>
-          <w:rFonts w:eastAsia="微软雅黑"/>
-          <w:i/>
-          <w:color w:val="4B5563"/>
-          <w:sz w:val="21"/>
-        </w:rPr>
-        <w:t>，标准差为</w:t>
-      </w:r>
-      <w:r>
-        <w:rPr>
-          <w:rFonts w:eastAsia="微软雅黑"/>
-          <w:i/>
-          <w:color w:val="4B5563"/>
-          <w:sz w:val="21"/>
-        </w:rPr>
-        <w:t xml:space="preserve"> 34.42165</w:t>
-      </w:r>
-      <w:r>
-        <w:rPr>
-          <w:rFonts w:eastAsia="微软雅黑"/>
-          <w:i/>
-          <w:color w:val="4B5563"/>
-          <w:sz w:val="21"/>
-        </w:rPr>
-        <w:t>，变异系数为</w:t>
-      </w:r>
-      <w:r>
-        <w:rPr>
-          <w:rFonts w:eastAsia="微软雅黑"/>
-          <w:i/>
-          <w:color w:val="4B5563"/>
-          <w:sz w:val="21"/>
-        </w:rPr>
-        <w:t xml:space="preserve"> 1.75704</w:t>
-      </w:r>
-      <w:r>
-        <w:rPr>
-          <w:rFonts w:eastAsia="微软雅黑"/>
-          <w:i/>
-          <w:color w:val="4B5563"/>
-          <w:sz w:val="21"/>
-        </w:rPr>
-        <w:t>。由于变异系数大于</w:t>
-      </w:r>
-      <w:r>
-        <w:rPr>
-          <w:rFonts w:eastAsia="微软雅黑"/>
-          <w:i/>
-          <w:color w:val="4B5563"/>
-          <w:sz w:val="21"/>
-        </w:rPr>
-        <w:t xml:space="preserve"> 1</w:t>
-      </w:r>
-      <w:r>
-        <w:rPr>
-          <w:rFonts w:eastAsia="微软雅黑"/>
-          <w:i/>
-          <w:color w:val="4B5563"/>
-          <w:sz w:val="21"/>
-        </w:rPr>
-        <w:t>，选用二相超指数分布。生成序列的均值与原始序列仅相差</w:t>
-      </w:r>
-      <w:r>
-        <w:rPr>
-          <w:rFonts w:eastAsia="微软雅黑"/>
-          <w:i/>
-          <w:color w:val="4B5563"/>
-          <w:sz w:val="21"/>
-        </w:rPr>
-        <w:t xml:space="preserve"> +1.12%</w:t>
-      </w:r>
-      <w:r>
-        <w:rPr>
-          <w:rFonts w:eastAsia="微软雅黑"/>
-          <w:i/>
-          <w:color w:val="4B5563"/>
-          <w:sz w:val="21"/>
-        </w:rPr>
-        <w:t>，变异系数相差</w:t>
-      </w:r>
-      <w:r>
-        <w:rPr>
-          <w:rFonts w:eastAsia="微软雅黑"/>
-          <w:i/>
-          <w:color w:val="4B5563"/>
-          <w:sz w:val="21"/>
-        </w:rPr>
-        <w:t xml:space="preserve"> +4.01%</w:t>
-      </w:r>
-      <w:r>
-        <w:rPr>
-          <w:rFonts w:eastAsia="微软雅黑"/>
-          <w:i/>
-          <w:color w:val="4B5563"/>
-          <w:sz w:val="21"/>
-        </w:rPr>
-        <w:t>，且生成均值落在原始均值的</w:t>
-      </w:r>
-      <w:r>
-        <w:rPr>
-          <w:rFonts w:eastAsia="微软雅黑"/>
-          <w:i/>
-          <w:color w:val="4B5563"/>
-          <w:sz w:val="21"/>
-        </w:rPr>
-        <w:t xml:space="preserve"> 95% </w:t>
-      </w:r>
-      <w:r>
-        <w:rPr>
-          <w:rFonts w:eastAsia="微软雅黑"/>
-          <w:i/>
-          <w:color w:val="4B5563"/>
-          <w:sz w:val="21"/>
-        </w:rPr>
-        <w:t>置信区间内。该模型能较好复现前两个矩和整体右偏长尾形态，但原始序列第</w:t>
-      </w:r>
-      <w:r>
-        <w:rPr>
-          <w:rFonts w:eastAsia="微软雅黑"/>
-          <w:i/>
-          <w:color w:val="4B5563"/>
-          <w:sz w:val="21"/>
-        </w:rPr>
-        <w:t xml:space="preserve"> 7 </w:t>
-      </w:r>
-      <w:r>
-        <w:rPr>
-          <w:rFonts w:eastAsia="微软雅黑"/>
-          <w:i/>
-          <w:color w:val="4B5563"/>
-          <w:sz w:val="21"/>
-        </w:rPr>
-        <w:t>阶及生成序列第</w:t>
-      </w:r>
-      <w:r>
-        <w:rPr>
-          <w:rFonts w:eastAsia="微软雅黑"/>
-          <w:i/>
-          <w:color w:val="4B5563"/>
-          <w:sz w:val="21"/>
-        </w:rPr>
-        <w:t xml:space="preserve"> 10 </w:t>
-      </w:r>
-      <w:r>
-        <w:rPr>
-          <w:rFonts w:eastAsia="微软雅黑"/>
-          <w:i/>
-          <w:color w:val="4B5563"/>
-          <w:sz w:val="21"/>
-        </w:rPr>
-        <w:t>阶自相关略超</w:t>
-      </w:r>
-      <w:r>
-        <w:rPr>
-          <w:rFonts w:eastAsia="微软雅黑"/>
-          <w:i/>
-          <w:color w:val="4B5563"/>
-          <w:sz w:val="21"/>
-        </w:rPr>
-        <w:t xml:space="preserve"> 95% </w:t>
-      </w:r>
-      <w:r>
-        <w:rPr>
-          <w:rFonts w:eastAsia="微软雅黑"/>
-          <w:i/>
-          <w:color w:val="4B5563"/>
-          <w:sz w:val="21"/>
-        </w:rPr>
-        <w:t>界限，因此关于完全独立性的结论应保持谨慎。</w:t>
-      </w:r>
     </w:p>
     <w:sectPr>
       <w:footerReference w:type="even" r:id="rId16"/>
       <w:footerReference w:type="default" r:id="rId17"/>
-      <w:headerReference w:type="first" r:id="rId18"/>
       <w:pgSz w:w="11900" w:h="16840"/>
       <w:pgMar w:top="720" w:right="720" w:bottom="720" w:left="720" w:header="708" w:footer="708" w:gutter="0"/>
       <w:pgNumType w:start="1"/>
@@ -16169,7 +15251,7 @@
 
 <file path=word/comments.xml><?xml version="1.0" encoding="utf-8"?>
 <w:comments xmlns:wpc="http://schemas.microsoft.com/office/word/2010/wordprocessingCanvas" xmlns:cx="http://schemas.microsoft.com/office/drawing/2014/chartex" xmlns:cx1="http://schemas.microsoft.com/office/drawing/2015/9/8/chartex" xmlns:cx2="http://schemas.microsoft.com/office/drawing/2015/10/21/chartex" xmlns:cx3="http://schemas.microsoft.com/office/drawing/2016/5/9/chartex" xmlns:cx4="http://schemas.microsoft.com/office/drawing/2016/5/10/chartex" xmlns:cx5="http://schemas.microsoft.com/office/drawing/2016/5/11/chartex" xmlns:cx6="http://schemas.microsoft.com/office/drawing/2016/5/12/chartex" xmlns:cx7="http://schemas.microsoft.com/office/drawing/2016/5/13/chartex" xmlns:cx8="http://schemas.microsoft.com/office/drawing/2016/5/14/chartex" xmlns:mc="http://schemas.openxmlformats.org/markup-compatibility/2006" xmlns:aink="http://schemas.microsoft.com/office/drawing/2016/ink" xmlns:am3d="http://schemas.microsoft.com/office/drawing/2017/model3d" xmlns:o="urn:schemas-microsoft-com:office:office" xmlns:oel="http://schemas.microsoft.com/office/2019/extlst" xmlns:r="http://schemas.openxmlformats.org/officeDocument/2006/relationships" xmlns:m="http://schemas.openxmlformats.org/officeDocument/2006/math" xmlns:v="urn:schemas-microsoft-com:vml" xmlns:wp14="http://schemas.microsoft.com/office/word/2010/wordprocessingDrawing" xmlns:wp="http://schemas.openxmlformats.org/drawingml/2006/wordprocessingDrawing" xmlns:w10="urn:schemas-microsoft-com:office:word" xmlns:w="http://schemas.openxmlformats.org/wordprocessingml/2006/main" xmlns:w14="http://schemas.microsoft.com/office/word/2010/wordml" xmlns:w15="http://schemas.microsoft.com/office/word/2012/wordml" xmlns:w16cex="http://schemas.microsoft.com/office/word/2018/wordml/cex" xmlns:w16cid="http://schemas.microsoft.com/office/word/2016/wordml/cid" xmlns:w16="http://schemas.microsoft.com/office/word/2018/wordml" xmlns:w16du="http://schemas.microsoft.com/office/word/2023/wordml/word16du" xmlns:w16sdtdh="http://schemas.microsoft.com/office/word/2020/wordml/sdtdatahash" xmlns:w16sdtfl="http://schemas.microsoft.com/office/word/2024/wordml/sdtformatlock" xmlns:w16se="http://schemas.microsoft.com/office/word/2015/wordml/symex" xmlns:wpg="http://schemas.microsoft.com/office/word/2010/wordprocessingGroup" xmlns:wpi="http://schemas.microsoft.com/office/word/2010/wordprocessingInk" xmlns:wne="http://schemas.microsoft.com/office/word/2006/wordml" xmlns:wps="http://schemas.microsoft.com/office/word/2010/wordprocessingShape" mc:Ignorable="w14 w15 w16se w16cid w16 w16cex w16sdtdh w16sdtfl w16du wp14">
-  <w:comment w:id="2" w:author="Maxim Barsukov" w:date="2024-10-24T20:07:00Z" w:initials="">
+  <w:comment w:id="2" w:author="Maxim Barsukov" w:date="2024-10-24T20:08:00Z" w:initials="">
     <w:p>
       <w:pPr>
         <w:widowControl w:val="0"/>
@@ -16202,52 +15284,17 @@
       </w:r>
     </w:p>
   </w:comment>
-  <w:comment w:id="3" w:author="Maxim Barsukov" w:date="2024-10-24T20:08:00Z" w:initials="">
-    <w:p>
-      <w:pPr>
-        <w:widowControl w:val="0"/>
-        <w:pBdr>
-          <w:top w:val="nil"/>
-          <w:left w:val="nil"/>
-          <w:bottom w:val="nil"/>
-          <w:right w:val="nil"/>
-          <w:between w:val="nil"/>
-        </w:pBdr>
-        <w:rPr>
-          <w:rFonts w:ascii="Arial" w:eastAsia="Arial" w:hAnsi="Arial" w:cs="Arial"/>
-          <w:sz w:val="22"/>
-          <w:szCs w:val="22"/>
-        </w:rPr>
-      </w:pPr>
-      <w:r>
-        <w:rPr>
-          <w:rStyle w:val="ab"/>
-        </w:rPr>
-        <w:annotationRef/>
-      </w:r>
-      <w:r>
-        <w:rPr>
-          <w:rFonts w:ascii="Arial" w:eastAsia="Arial" w:hAnsi="Arial" w:cs="Arial"/>
-          <w:sz w:val="22"/>
-          <w:szCs w:val="22"/>
-        </w:rPr>
-        <w:t>.</w:t>
-      </w:r>
-    </w:p>
-  </w:comment>
 </w:comments>
 </file>
 
 <file path=word/commentsExtended.xml><?xml version="1.0" encoding="utf-8"?>
 <w15:commentsEx xmlns:wpc="http://schemas.microsoft.com/office/word/2010/wordprocessingCanvas" xmlns:cx="http://schemas.microsoft.com/office/drawing/2014/chartex" xmlns:cx1="http://schemas.microsoft.com/office/drawing/2015/9/8/chartex" xmlns:cx2="http://schemas.microsoft.com/office/drawing/2015/10/21/chartex" xmlns:cx3="http://schemas.microsoft.com/office/drawing/2016/5/9/chartex" xmlns:cx4="http://schemas.microsoft.com/office/drawing/2016/5/10/chartex" xmlns:cx5="http://schemas.microsoft.com/office/drawing/2016/5/11/chartex" xmlns:cx6="http://schemas.microsoft.com/office/drawing/2016/5/12/chartex" xmlns:cx7="http://schemas.microsoft.com/office/drawing/2016/5/13/chartex" xmlns:cx8="http://schemas.microsoft.com/office/drawing/2016/5/14/chartex" xmlns:mc="http://schemas.openxmlformats.org/markup-compatibility/2006" xmlns:aink="http://schemas.microsoft.com/office/drawing/2016/ink" xmlns:am3d="http://schemas.microsoft.com/office/drawing/2017/model3d" xmlns:o="urn:schemas-microsoft-com:office:office" xmlns:oel="http://schemas.microsoft.com/office/2019/extlst" xmlns:r="http://schemas.openxmlformats.org/officeDocument/2006/relationships" xmlns:m="http://schemas.openxmlformats.org/officeDocument/2006/math" xmlns:v="urn:schemas-microsoft-com:vml" xmlns:wp14="http://schemas.microsoft.com/office/word/2010/wordprocessingDrawing" xmlns:wp="http://schemas.openxmlformats.org/drawingml/2006/wordprocessingDrawing" xmlns:w10="urn:schemas-microsoft-com:office:word" xmlns:w="http://schemas.openxmlformats.org/wordprocessingml/2006/main" xmlns:w14="http://schemas.microsoft.com/office/word/2010/wordml" xmlns:w15="http://schemas.microsoft.com/office/word/2012/wordml" xmlns:w16cex="http://schemas.microsoft.com/office/word/2018/wordml/cex" xmlns:w16cid="http://schemas.microsoft.com/office/word/2016/wordml/cid" xmlns:w16="http://schemas.microsoft.com/office/word/2018/wordml" xmlns:w16du="http://schemas.microsoft.com/office/word/2023/wordml/word16du" xmlns:w16sdtdh="http://schemas.microsoft.com/office/word/2020/wordml/sdtdatahash" xmlns:w16sdtfl="http://schemas.microsoft.com/office/word/2024/wordml/sdtformatlock" xmlns:w16se="http://schemas.microsoft.com/office/word/2015/wordml/symex" xmlns:wpg="http://schemas.microsoft.com/office/word/2010/wordprocessingGroup" xmlns:wpi="http://schemas.microsoft.com/office/word/2010/wordprocessingInk" xmlns:wne="http://schemas.microsoft.com/office/word/2006/wordml" xmlns:wps="http://schemas.microsoft.com/office/word/2010/wordprocessingShape" mc:Ignorable="w14 w15 w16se w16cid w16 w16cex w16sdtdh w16sdtfl w16du wp14">
-  <w15:commentEx w15:paraId="75AC60B7" w15:done="1"/>
   <w15:commentEx w15:paraId="251747E0" w15:done="1"/>
 </w15:commentsEx>
 </file>
 
 <file path=word/commentsIds.xml><?xml version="1.0" encoding="utf-8"?>
 <w16cid:commentsIds xmlns:wpc="http://schemas.microsoft.com/office/word/2010/wordprocessingCanvas" xmlns:cx="http://schemas.microsoft.com/office/drawing/2014/chartex" xmlns:cx1="http://schemas.microsoft.com/office/drawing/2015/9/8/chartex" xmlns:cx2="http://schemas.microsoft.com/office/drawing/2015/10/21/chartex" xmlns:cx3="http://schemas.microsoft.com/office/drawing/2016/5/9/chartex" xmlns:cx4="http://schemas.microsoft.com/office/drawing/2016/5/10/chartex" xmlns:cx5="http://schemas.microsoft.com/office/drawing/2016/5/11/chartex" xmlns:cx6="http://schemas.microsoft.com/office/drawing/2016/5/12/chartex" xmlns:cx7="http://schemas.microsoft.com/office/drawing/2016/5/13/chartex" xmlns:cx8="http://schemas.microsoft.com/office/drawing/2016/5/14/chartex" xmlns:mc="http://schemas.openxmlformats.org/markup-compatibility/2006" xmlns:aink="http://schemas.microsoft.com/office/drawing/2016/ink" xmlns:am3d="http://schemas.microsoft.com/office/drawing/2017/model3d" xmlns:o="urn:schemas-microsoft-com:office:office" xmlns:oel="http://schemas.microsoft.com/office/2019/extlst" xmlns:r="http://schemas.openxmlformats.org/officeDocument/2006/relationships" xmlns:m="http://schemas.openxmlformats.org/officeDocument/2006/math" xmlns:v="urn:schemas-microsoft-com:vml" xmlns:wp14="http://schemas.microsoft.com/office/word/2010/wordprocessingDrawing" xmlns:wp="http://schemas.openxmlformats.org/drawingml/2006/wordprocessingDrawing" xmlns:w10="urn:schemas-microsoft-com:office:word" xmlns:w="http://schemas.openxmlformats.org/wordprocessingml/2006/main" xmlns:w14="http://schemas.microsoft.com/office/word/2010/wordml" xmlns:w15="http://schemas.microsoft.com/office/word/2012/wordml" xmlns:w16cex="http://schemas.microsoft.com/office/word/2018/wordml/cex" xmlns:w16cid="http://schemas.microsoft.com/office/word/2016/wordml/cid" xmlns:w16="http://schemas.microsoft.com/office/word/2018/wordml" xmlns:w16du="http://schemas.microsoft.com/office/word/2023/wordml/word16du" xmlns:w16sdtdh="http://schemas.microsoft.com/office/word/2020/wordml/sdtdatahash" xmlns:w16sdtfl="http://schemas.microsoft.com/office/word/2024/wordml/sdtformatlock" xmlns:w16se="http://schemas.microsoft.com/office/word/2015/wordml/symex" xmlns:wpg="http://schemas.microsoft.com/office/word/2010/wordprocessingGroup" xmlns:wpi="http://schemas.microsoft.com/office/word/2010/wordprocessingInk" xmlns:wne="http://schemas.microsoft.com/office/word/2006/wordml" xmlns:wps="http://schemas.microsoft.com/office/word/2010/wordprocessingShape" mc:Ignorable="w14 w15 w16se w16cid w16 w16cex w16sdtdh w16sdtfl w16du wp14">
-  <w16cid:commentId w16cid:paraId="75AC60B7" w16cid:durableId="74383313"/>
   <w16cid:commentId w16cid:paraId="251747E0" w16cid:durableId="7AEA75D3"/>
 </w16cid:commentsIds>
 </file>
@@ -16476,12 +15523,6 @@
     </w:p>
   </w:footnote>
 </w:footnotes>
-</file>
-
-<file path=word/header1.xml><?xml version="1.0" encoding="utf-8"?>
-<w:hdr xmlns:wpc="http://schemas.microsoft.com/office/word/2010/wordprocessingCanvas" xmlns:cx="http://schemas.microsoft.com/office/drawing/2014/chartex" xmlns:cx1="http://schemas.microsoft.com/office/drawing/2015/9/8/chartex" xmlns:cx2="http://schemas.microsoft.com/office/drawing/2015/10/21/chartex" xmlns:cx3="http://schemas.microsoft.com/office/drawing/2016/5/9/chartex" xmlns:cx4="http://schemas.microsoft.com/office/drawing/2016/5/10/chartex" xmlns:cx5="http://schemas.microsoft.com/office/drawing/2016/5/11/chartex" xmlns:cx6="http://schemas.microsoft.com/office/drawing/2016/5/12/chartex" xmlns:cx7="http://schemas.microsoft.com/office/drawing/2016/5/13/chartex" xmlns:cx8="http://schemas.microsoft.com/office/drawing/2016/5/14/chartex" xmlns:mc="http://schemas.openxmlformats.org/markup-compatibility/2006" xmlns:aink="http://schemas.microsoft.com/office/drawing/2016/ink" xmlns:am3d="http://schemas.microsoft.com/office/drawing/2017/model3d" xmlns:o="urn:schemas-microsoft-com:office:office" xmlns:oel="http://schemas.microsoft.com/office/2019/extlst" xmlns:r="http://schemas.openxmlformats.org/officeDocument/2006/relationships" xmlns:m="http://schemas.openxmlformats.org/officeDocument/2006/math" xmlns:v="urn:schemas-microsoft-com:vml" xmlns:wp14="http://schemas.microsoft.com/office/word/2010/wordprocessingDrawing" xmlns:wp="http://schemas.openxmlformats.org/drawingml/2006/wordprocessingDrawing" xmlns:w10="urn:schemas-microsoft-com:office:word" xmlns:w="http://schemas.openxmlformats.org/wordprocessingml/2006/main" xmlns:w14="http://schemas.microsoft.com/office/word/2010/wordml" xmlns:w15="http://schemas.microsoft.com/office/word/2012/wordml" xmlns:w16cex="http://schemas.microsoft.com/office/word/2018/wordml/cex" xmlns:w16cid="http://schemas.microsoft.com/office/word/2016/wordml/cid" xmlns:w16="http://schemas.microsoft.com/office/word/2018/wordml" xmlns:w16du="http://schemas.microsoft.com/office/word/2023/wordml/word16du" xmlns:w16sdtdh="http://schemas.microsoft.com/office/word/2020/wordml/sdtdatahash" xmlns:w16sdtfl="http://schemas.microsoft.com/office/word/2024/wordml/sdtformatlock" xmlns:w16se="http://schemas.microsoft.com/office/word/2015/wordml/symex" xmlns:wpg="http://schemas.microsoft.com/office/word/2010/wordprocessingGroup" xmlns:wpi="http://schemas.microsoft.com/office/word/2010/wordprocessingInk" xmlns:wne="http://schemas.microsoft.com/office/word/2006/wordml" xmlns:wps="http://schemas.microsoft.com/office/word/2010/wordprocessingShape" mc:Ignorable="w14 w15 w16se w16cid w16 w16cex w16sdtdh w16sdtfl w16du wp14">
-  <w:p/>
-</w:hdr>
 </file>
 
 <file path=word/numbering.xml><?xml version="1.0" encoding="utf-8"?>
@@ -17186,7 +16227,6 @@
   <w:style w:type="character" w:default="1" w:styleId="a0">
     <w:name w:val="Default Paragraph Font"/>
     <w:uiPriority w:val="1"/>
-    <w:semiHidden/>
     <w:unhideWhenUsed/>
   </w:style>
   <w:style w:type="table" w:default="1" w:styleId="a1">
@@ -17331,6 +16371,58 @@
     <w:rPr>
       <w:sz w:val="16"/>
       <w:szCs w:val="16"/>
+    </w:rPr>
+  </w:style>
+  <w:style w:type="paragraph" w:styleId="ac">
+    <w:name w:val="header"/>
+    <w:basedOn w:val="a"/>
+    <w:link w:val="ad"/>
+    <w:uiPriority w:val="99"/>
+    <w:unhideWhenUsed/>
+    <w:rsid w:val="007F5F2B"/>
+    <w:pPr>
+      <w:tabs>
+        <w:tab w:val="center" w:pos="4153"/>
+        <w:tab w:val="right" w:pos="8306"/>
+      </w:tabs>
+    </w:pPr>
+  </w:style>
+  <w:style w:type="character" w:customStyle="1" w:styleId="ad">
+    <w:name w:val="页眉 字符"/>
+    <w:basedOn w:val="a0"/>
+    <w:link w:val="ac"/>
+    <w:uiPriority w:val="99"/>
+    <w:rsid w:val="007F5F2B"/>
+    <w:rPr>
+      <w:rFonts w:eastAsia="Times New Roman"/>
+      <w:color w:val="000000"/>
+      <w:sz w:val="28"/>
+    </w:rPr>
+  </w:style>
+  <w:style w:type="paragraph" w:styleId="ae">
+    <w:name w:val="footer"/>
+    <w:basedOn w:val="a"/>
+    <w:link w:val="af"/>
+    <w:uiPriority w:val="99"/>
+    <w:unhideWhenUsed/>
+    <w:rsid w:val="007F5F2B"/>
+    <w:pPr>
+      <w:tabs>
+        <w:tab w:val="center" w:pos="4153"/>
+        <w:tab w:val="right" w:pos="8306"/>
+      </w:tabs>
+    </w:pPr>
+  </w:style>
+  <w:style w:type="character" w:customStyle="1" w:styleId="af">
+    <w:name w:val="页脚 字符"/>
+    <w:basedOn w:val="a0"/>
+    <w:link w:val="ae"/>
+    <w:uiPriority w:val="99"/>
+    <w:rsid w:val="007F5F2B"/>
+    <w:rPr>
+      <w:rFonts w:eastAsia="Times New Roman"/>
+      <w:color w:val="000000"/>
+      <w:sz w:val="28"/>
     </w:rPr>
   </w:style>
 </w:styles>
